--- a/ИКМ-21_Пустосмехов_Михаил_Вариант17.docx
+++ b/ИКМ-21_Пустосмехов_Михаил_Вариант17.docx
@@ -2286,10 +2286,91 @@
         <w:pStyle w:val="11"/>
       </w:pPr>
       <w:bookmarkStart w:id="4" w:name="_Toc233210771"/>
+      <w:proofErr w:type="spellStart"/>
+      <w:r>
+        <w:rPr>
+          <w:lang w:val="en-US"/>
+        </w:rPr>
+        <w:t>Git</w:t>
+      </w:r>
+      <w:proofErr w:type="spellEnd"/>
+      <w:r>
+        <w:t xml:space="preserve"> </w:t>
+      </w:r>
+      <w:r>
+        <w:rPr>
+          <w:lang w:val="en-US"/>
+        </w:rPr>
+        <w:t>Hub</w:t>
+      </w:r>
+    </w:p>
+    <w:p>
+      <w:r>
+        <w:rPr>
+          <w:lang w:val="en-US"/>
+        </w:rPr>
+        <w:t>https</w:t>
+      </w:r>
+      <w:r>
+        <w:t>://</w:t>
+      </w:r>
+      <w:proofErr w:type="spellStart"/>
+      <w:r>
+        <w:rPr>
+          <w:lang w:val="en-US"/>
+        </w:rPr>
+        <w:t>github</w:t>
+      </w:r>
+      <w:proofErr w:type="spellEnd"/>
+      <w:r>
+        <w:t>.</w:t>
+      </w:r>
+      <w:r>
+        <w:rPr>
+          <w:lang w:val="en-US"/>
+        </w:rPr>
+        <w:t>com</w:t>
+      </w:r>
+      <w:r>
+        <w:t>/301</w:t>
+      </w:r>
+      <w:r>
+        <w:rPr>
+          <w:lang w:val="en-US"/>
+        </w:rPr>
+        <w:t>wolf</w:t>
+      </w:r>
+      <w:r>
+        <w:t>302-</w:t>
+      </w:r>
+      <w:r>
+        <w:rPr>
+          <w:lang w:val="en-US"/>
+        </w:rPr>
+        <w:t>hue</w:t>
+      </w:r>
+      <w:r>
+        <w:t>/-21-.</w:t>
+      </w:r>
+      <w:proofErr w:type="spellStart"/>
+      <w:r>
+        <w:rPr>
+          <w:lang w:val="en-US"/>
+        </w:rPr>
+        <w:t>git</w:t>
+      </w:r>
+      <w:proofErr w:type="spellEnd"/>
+    </w:p>
+    <w:p>
+      <w:pPr>
+        <w:pStyle w:val="11"/>
+      </w:pPr>
       <w:r>
         <w:t>Код программы</w:t>
       </w:r>
+      <w:bookmarkStart w:id="5" w:name="_GoBack"/>
       <w:bookmarkEnd w:id="4"/>
+      <w:bookmarkEnd w:id="5"/>
     </w:p>
     <w:p/>
     <w:p>
@@ -2702,7 +2783,21 @@
         <w:rPr>
           <w:lang w:val="en-US"/>
         </w:rPr>
-        <w:t xml:space="preserve">        return </w:t>
+        <w:t xml:space="preserve">        </w:t>
+      </w:r>
+      <w:proofErr w:type="gramStart"/>
+      <w:r>
+        <w:rPr>
+          <w:lang w:val="en-US"/>
+        </w:rPr>
+        <w:t>return</w:t>
+      </w:r>
+      <w:proofErr w:type="gramEnd"/>
+      <w:r>
+        <w:rPr>
+          <w:lang w:val="en-US"/>
+        </w:rPr>
+        <w:t xml:space="preserve"> </w:t>
       </w:r>
       <w:proofErr w:type="spellStart"/>
       <w:r>
@@ -2736,9 +2831,11 @@
         <w:rPr>
           <w:lang w:val="en-US"/>
         </w:rPr>
+        <w:lastRenderedPageBreak/>
         <w:t xml:space="preserve">    </w:t>
       </w:r>
       <w:proofErr w:type="spellStart"/>
+      <w:proofErr w:type="gramStart"/>
       <w:r>
         <w:rPr>
           <w:lang w:val="en-US"/>
@@ -2746,6 +2843,7 @@
         <w:t>def</w:t>
       </w:r>
       <w:proofErr w:type="spellEnd"/>
+      <w:proofErr w:type="gramEnd"/>
       <w:r>
         <w:rPr>
           <w:lang w:val="en-US"/>
@@ -2777,7 +2875,21 @@
         <w:rPr>
           <w:lang w:val="en-US"/>
         </w:rPr>
-        <w:t xml:space="preserve">        return </w:t>
+        <w:t xml:space="preserve">        </w:t>
+      </w:r>
+      <w:proofErr w:type="gramStart"/>
+      <w:r>
+        <w:rPr>
+          <w:lang w:val="en-US"/>
+        </w:rPr>
+        <w:t>return</w:t>
+      </w:r>
+      <w:proofErr w:type="gramEnd"/>
+      <w:r>
+        <w:rPr>
+          <w:lang w:val="en-US"/>
+        </w:rPr>
+        <w:t xml:space="preserve"> </w:t>
       </w:r>
       <w:proofErr w:type="spellStart"/>
       <w:r>
@@ -2829,14 +2941,15 @@
         </w:rPr>
       </w:pPr>
       <w:proofErr w:type="spellStart"/>
-      <w:r>
-        <w:rPr>
-          <w:lang w:val="en-US"/>
-        </w:rPr>
-        <w:lastRenderedPageBreak/>
+      <w:proofErr w:type="gramStart"/>
+      <w:r>
+        <w:rPr>
+          <w:lang w:val="en-US"/>
+        </w:rPr>
         <w:t>def</w:t>
       </w:r>
       <w:proofErr w:type="spellEnd"/>
+      <w:proofErr w:type="gramEnd"/>
       <w:r>
         <w:rPr>
           <w:lang w:val="en-US"/>
@@ -2971,11 +3084,19 @@
       <w:r>
         <w:t xml:space="preserve">    </w:t>
       </w:r>
-      <w:r>
-        <w:rPr>
-          <w:lang w:val="en-US"/>
-        </w:rPr>
-        <w:t xml:space="preserve">for </w:t>
+      <w:proofErr w:type="gramStart"/>
+      <w:r>
+        <w:rPr>
+          <w:lang w:val="en-US"/>
+        </w:rPr>
+        <w:t>for</w:t>
+      </w:r>
+      <w:proofErr w:type="gramEnd"/>
+      <w:r>
+        <w:rPr>
+          <w:lang w:val="en-US"/>
+        </w:rPr>
+        <w:t xml:space="preserve"> </w:t>
       </w:r>
       <w:proofErr w:type="spellStart"/>
       <w:r>
@@ -3002,7 +3123,21 @@
         <w:rPr>
           <w:lang w:val="en-US"/>
         </w:rPr>
-        <w:t xml:space="preserve">        if </w:t>
+        <w:t xml:space="preserve">        </w:t>
+      </w:r>
+      <w:proofErr w:type="gramStart"/>
+      <w:r>
+        <w:rPr>
+          <w:lang w:val="en-US"/>
+        </w:rPr>
+        <w:t>if</w:t>
+      </w:r>
+      <w:proofErr w:type="gramEnd"/>
+      <w:r>
+        <w:rPr>
+          <w:lang w:val="en-US"/>
+        </w:rPr>
+        <w:t xml:space="preserve"> </w:t>
       </w:r>
       <w:proofErr w:type="spellStart"/>
       <w:r>
@@ -3029,7 +3164,21 @@
         <w:rPr>
           <w:lang w:val="en-US"/>
         </w:rPr>
-        <w:t xml:space="preserve">            raise </w:t>
+        <w:t xml:space="preserve">            </w:t>
+      </w:r>
+      <w:proofErr w:type="gramStart"/>
+      <w:r>
+        <w:rPr>
+          <w:lang w:val="en-US"/>
+        </w:rPr>
+        <w:t>raise</w:t>
+      </w:r>
+      <w:proofErr w:type="gramEnd"/>
+      <w:r>
+        <w:rPr>
+          <w:lang w:val="en-US"/>
+        </w:rPr>
+        <w:t xml:space="preserve"> </w:t>
       </w:r>
       <w:proofErr w:type="spellStart"/>
       <w:r>
@@ -3101,7 +3250,21 @@
         <w:rPr>
           <w:lang w:val="en-US"/>
         </w:rPr>
-        <w:t xml:space="preserve">    tokens = </w:t>
+        <w:t xml:space="preserve">    </w:t>
+      </w:r>
+      <w:proofErr w:type="gramStart"/>
+      <w:r>
+        <w:rPr>
+          <w:lang w:val="en-US"/>
+        </w:rPr>
+        <w:t>tokens</w:t>
+      </w:r>
+      <w:proofErr w:type="gramEnd"/>
+      <w:r>
+        <w:rPr>
+          <w:lang w:val="en-US"/>
+        </w:rPr>
+        <w:t xml:space="preserve"> = </w:t>
       </w:r>
       <w:proofErr w:type="spellStart"/>
       <w:r>
@@ -3155,7 +3318,21 @@
         <w:rPr>
           <w:lang w:val="en-US"/>
         </w:rPr>
-        <w:t xml:space="preserve">    if not tokens:</w:t>
+        <w:t xml:space="preserve">    </w:t>
+      </w:r>
+      <w:proofErr w:type="gramStart"/>
+      <w:r>
+        <w:rPr>
+          <w:lang w:val="en-US"/>
+        </w:rPr>
+        <w:t>if</w:t>
+      </w:r>
+      <w:proofErr w:type="gramEnd"/>
+      <w:r>
+        <w:rPr>
+          <w:lang w:val="en-US"/>
+        </w:rPr>
+        <w:t xml:space="preserve"> not tokens:</w:t>
       </w:r>
     </w:p>
     <w:p>
@@ -3240,46 +3417,88 @@
         <w:rPr>
           <w:lang w:val="en-US"/>
         </w:rPr>
-        <w:t xml:space="preserve">    stack = Stack()</w:t>
-      </w:r>
-    </w:p>
-    <w:p>
-      <w:pPr>
-        <w:rPr>
-          <w:lang w:val="en-US"/>
-        </w:rPr>
-      </w:pPr>
-      <w:r>
-        <w:rPr>
-          <w:lang w:val="en-US"/>
-        </w:rPr>
         <w:t xml:space="preserve">    </w:t>
       </w:r>
-    </w:p>
-    <w:p>
-      <w:pPr>
-        <w:rPr>
-          <w:lang w:val="en-US"/>
-        </w:rPr>
-      </w:pPr>
-      <w:r>
-        <w:rPr>
-          <w:lang w:val="en-US"/>
-        </w:rPr>
-        <w:t xml:space="preserve">    for token in reversed(tokens):</w:t>
-      </w:r>
-    </w:p>
-    <w:p>
-      <w:pPr>
-        <w:rPr>
-          <w:lang w:val="en-US"/>
-        </w:rPr>
-      </w:pPr>
-      <w:r>
-        <w:rPr>
-          <w:lang w:val="en-US"/>
-        </w:rPr>
-        <w:t xml:space="preserve">        if </w:t>
+      <w:proofErr w:type="gramStart"/>
+      <w:r>
+        <w:rPr>
+          <w:lang w:val="en-US"/>
+        </w:rPr>
+        <w:t>stack</w:t>
+      </w:r>
+      <w:proofErr w:type="gramEnd"/>
+      <w:r>
+        <w:rPr>
+          <w:lang w:val="en-US"/>
+        </w:rPr>
+        <w:t xml:space="preserve"> = Stack()</w:t>
+      </w:r>
+    </w:p>
+    <w:p>
+      <w:pPr>
+        <w:rPr>
+          <w:lang w:val="en-US"/>
+        </w:rPr>
+      </w:pPr>
+      <w:r>
+        <w:rPr>
+          <w:lang w:val="en-US"/>
+        </w:rPr>
+        <w:t xml:space="preserve">    </w:t>
+      </w:r>
+    </w:p>
+    <w:p>
+      <w:pPr>
+        <w:rPr>
+          <w:lang w:val="en-US"/>
+        </w:rPr>
+      </w:pPr>
+      <w:r>
+        <w:rPr>
+          <w:lang w:val="en-US"/>
+        </w:rPr>
+        <w:t xml:space="preserve">    </w:t>
+      </w:r>
+      <w:proofErr w:type="gramStart"/>
+      <w:r>
+        <w:rPr>
+          <w:lang w:val="en-US"/>
+        </w:rPr>
+        <w:t>for</w:t>
+      </w:r>
+      <w:proofErr w:type="gramEnd"/>
+      <w:r>
+        <w:rPr>
+          <w:lang w:val="en-US"/>
+        </w:rPr>
+        <w:t xml:space="preserve"> token in reversed(tokens):</w:t>
+      </w:r>
+    </w:p>
+    <w:p>
+      <w:pPr>
+        <w:rPr>
+          <w:lang w:val="en-US"/>
+        </w:rPr>
+      </w:pPr>
+      <w:r>
+        <w:rPr>
+          <w:lang w:val="en-US"/>
+        </w:rPr>
+        <w:t xml:space="preserve">        </w:t>
+      </w:r>
+      <w:proofErr w:type="gramStart"/>
+      <w:r>
+        <w:rPr>
+          <w:lang w:val="en-US"/>
+        </w:rPr>
+        <w:t>if</w:t>
+      </w:r>
+      <w:proofErr w:type="gramEnd"/>
+      <w:r>
+        <w:rPr>
+          <w:lang w:val="en-US"/>
+        </w:rPr>
+        <w:t xml:space="preserve"> </w:t>
       </w:r>
       <w:proofErr w:type="spellStart"/>
       <w:r>
@@ -3309,6 +3528,7 @@
         <w:t xml:space="preserve">            </w:t>
       </w:r>
       <w:proofErr w:type="spellStart"/>
+      <w:proofErr w:type="gramStart"/>
       <w:r>
         <w:rPr>
           <w:lang w:val="en-US"/>
@@ -3323,6 +3543,7 @@
         <w:t>(</w:t>
       </w:r>
       <w:proofErr w:type="spellStart"/>
+      <w:proofErr w:type="gramEnd"/>
       <w:r>
         <w:rPr>
           <w:lang w:val="en-US"/>
@@ -3376,7 +3597,21 @@
         <w:rPr>
           <w:lang w:val="en-US"/>
         </w:rPr>
-        <w:t xml:space="preserve">            if </w:t>
+        <w:t xml:space="preserve">            </w:t>
+      </w:r>
+      <w:proofErr w:type="gramStart"/>
+      <w:r>
+        <w:rPr>
+          <w:lang w:val="en-US"/>
+        </w:rPr>
+        <w:t>if</w:t>
+      </w:r>
+      <w:proofErr w:type="gramEnd"/>
+      <w:r>
+        <w:rPr>
+          <w:lang w:val="en-US"/>
+        </w:rPr>
+        <w:t xml:space="preserve"> </w:t>
       </w:r>
       <w:proofErr w:type="spellStart"/>
       <w:r>
@@ -3474,6 +3709,7 @@
         <w:t xml:space="preserve">            a = </w:t>
       </w:r>
       <w:proofErr w:type="spellStart"/>
+      <w:proofErr w:type="gramStart"/>
       <w:r>
         <w:rPr>
           <w:lang w:val="en-US"/>
@@ -3487,18 +3723,33 @@
         </w:rPr>
         <w:t>()</w:t>
       </w:r>
-    </w:p>
-    <w:p>
-      <w:pPr>
-        <w:rPr>
-          <w:lang w:val="en-US"/>
-        </w:rPr>
-      </w:pPr>
-      <w:r>
-        <w:rPr>
-          <w:lang w:val="en-US"/>
-        </w:rPr>
-        <w:t xml:space="preserve">            if </w:t>
+      <w:proofErr w:type="gramEnd"/>
+    </w:p>
+    <w:p>
+      <w:pPr>
+        <w:rPr>
+          <w:lang w:val="en-US"/>
+        </w:rPr>
+      </w:pPr>
+      <w:r>
+        <w:rPr>
+          <w:lang w:val="en-US"/>
+        </w:rPr>
+        <w:t xml:space="preserve">            </w:t>
+      </w:r>
+      <w:proofErr w:type="gramStart"/>
+      <w:r>
+        <w:rPr>
+          <w:lang w:val="en-US"/>
+        </w:rPr>
+        <w:t>if</w:t>
+      </w:r>
+      <w:proofErr w:type="gramEnd"/>
+      <w:r>
+        <w:rPr>
+          <w:lang w:val="en-US"/>
+        </w:rPr>
+        <w:t xml:space="preserve"> </w:t>
       </w:r>
       <w:proofErr w:type="spellStart"/>
       <w:r>
@@ -3573,6 +3824,7 @@
         <w:t xml:space="preserve">b = </w:t>
       </w:r>
       <w:proofErr w:type="spellStart"/>
+      <w:proofErr w:type="gramStart"/>
       <w:r>
         <w:rPr>
           <w:lang w:val="en-US"/>
@@ -3586,852 +3838,7 @@
         </w:rPr>
         <w:t>()</w:t>
       </w:r>
-    </w:p>
-    <w:p>
-      <w:pPr>
-        <w:rPr>
-          <w:lang w:val="en-US"/>
-        </w:rPr>
-      </w:pPr>
-      <w:r>
-        <w:rPr>
-          <w:lang w:val="en-US"/>
-        </w:rPr>
-        <w:t xml:space="preserve">            result = min(a, b) if token == 'm' else max(a, b)</w:t>
-      </w:r>
-    </w:p>
-    <w:p>
-      <w:pPr>
-        <w:rPr>
-          <w:lang w:val="en-US"/>
-        </w:rPr>
-      </w:pPr>
-      <w:r>
-        <w:rPr>
-          <w:lang w:val="en-US"/>
-        </w:rPr>
-        <w:t xml:space="preserve">            </w:t>
-      </w:r>
-      <w:proofErr w:type="spellStart"/>
-      <w:r>
-        <w:rPr>
-          <w:lang w:val="en-US"/>
-        </w:rPr>
-        <w:t>stack.push</w:t>
-      </w:r>
-      <w:proofErr w:type="spellEnd"/>
-      <w:r>
-        <w:rPr>
-          <w:lang w:val="en-US"/>
-        </w:rPr>
-        <w:t>(result)</w:t>
-      </w:r>
-    </w:p>
-    <w:p>
-      <w:pPr>
-        <w:rPr>
-          <w:lang w:val="en-US"/>
-        </w:rPr>
-      </w:pPr>
-      <w:r>
-        <w:rPr>
-          <w:lang w:val="en-US"/>
-        </w:rPr>
-        <w:t xml:space="preserve">    </w:t>
-      </w:r>
-    </w:p>
-    <w:p>
-      <w:pPr>
-        <w:rPr>
-          <w:lang w:val="en-US"/>
-        </w:rPr>
-      </w:pPr>
-      <w:r>
-        <w:rPr>
-          <w:lang w:val="en-US"/>
-        </w:rPr>
-        <w:t xml:space="preserve">    if </w:t>
-      </w:r>
-      <w:proofErr w:type="spellStart"/>
-      <w:r>
-        <w:rPr>
-          <w:lang w:val="en-US"/>
-        </w:rPr>
-        <w:t>stack.is_empty</w:t>
-      </w:r>
-      <w:proofErr w:type="spellEnd"/>
-      <w:r>
-        <w:rPr>
-          <w:lang w:val="en-US"/>
-        </w:rPr>
-        <w:t>():</w:t>
-      </w:r>
-    </w:p>
-    <w:p>
-      <w:r>
-        <w:rPr>
-          <w:lang w:val="en-US"/>
-        </w:rPr>
-        <w:lastRenderedPageBreak/>
-        <w:t xml:space="preserve">        </w:t>
-      </w:r>
-      <w:proofErr w:type="spellStart"/>
-      <w:r>
-        <w:t>raise</w:t>
-      </w:r>
-      <w:proofErr w:type="spellEnd"/>
-      <w:r>
-        <w:t xml:space="preserve"> </w:t>
-      </w:r>
-      <w:proofErr w:type="spellStart"/>
-      <w:proofErr w:type="gramStart"/>
-      <w:r>
-        <w:t>ValueError</w:t>
-      </w:r>
-      <w:proofErr w:type="spellEnd"/>
-      <w:r>
-        <w:t>(</w:t>
-      </w:r>
-      <w:proofErr w:type="gramEnd"/>
-      <w:r>
-        <w:t>"Не удалось вычислить выражение")</w:t>
-      </w:r>
-    </w:p>
-    <w:p>
-      <w:r>
-        <w:t xml:space="preserve">    </w:t>
-      </w:r>
-    </w:p>
-    <w:p>
-      <w:pPr>
-        <w:rPr>
-          <w:lang w:val="en-US"/>
-        </w:rPr>
-      </w:pPr>
-      <w:r>
-        <w:t xml:space="preserve">    </w:t>
-      </w:r>
-      <w:r>
-        <w:rPr>
-          <w:lang w:val="en-US"/>
-        </w:rPr>
-        <w:t xml:space="preserve">result = </w:t>
-      </w:r>
-      <w:proofErr w:type="spellStart"/>
-      <w:r>
-        <w:rPr>
-          <w:lang w:val="en-US"/>
-        </w:rPr>
-        <w:t>stack.pop</w:t>
-      </w:r>
-      <w:proofErr w:type="spellEnd"/>
-      <w:r>
-        <w:rPr>
-          <w:lang w:val="en-US"/>
-        </w:rPr>
-        <w:t>()</w:t>
-      </w:r>
-    </w:p>
-    <w:p>
-      <w:pPr>
-        <w:rPr>
-          <w:lang w:val="en-US"/>
-        </w:rPr>
-      </w:pPr>
-      <w:r>
-        <w:rPr>
-          <w:lang w:val="en-US"/>
-        </w:rPr>
-        <w:t xml:space="preserve">    if not </w:t>
-      </w:r>
-      <w:proofErr w:type="spellStart"/>
-      <w:r>
-        <w:rPr>
-          <w:lang w:val="en-US"/>
-        </w:rPr>
-        <w:t>stack.is_empty</w:t>
-      </w:r>
-      <w:proofErr w:type="spellEnd"/>
-      <w:r>
-        <w:rPr>
-          <w:lang w:val="en-US"/>
-        </w:rPr>
-        <w:t>():</w:t>
-      </w:r>
-    </w:p>
-    <w:p>
-      <w:pPr>
-        <w:rPr>
-          <w:lang w:val="en-US"/>
-        </w:rPr>
-      </w:pPr>
-      <w:r>
-        <w:rPr>
-          <w:lang w:val="en-US"/>
-        </w:rPr>
-        <w:t xml:space="preserve">        raise </w:t>
-      </w:r>
-      <w:proofErr w:type="spellStart"/>
-      <w:r>
-        <w:rPr>
-          <w:lang w:val="en-US"/>
-        </w:rPr>
-        <w:t>ValueError</w:t>
-      </w:r>
-      <w:proofErr w:type="spellEnd"/>
-      <w:r>
-        <w:rPr>
-          <w:lang w:val="en-US"/>
-        </w:rPr>
-        <w:t>("</w:t>
-      </w:r>
-      <w:r>
-        <w:t>Лишние</w:t>
-      </w:r>
-      <w:r>
-        <w:rPr>
-          <w:lang w:val="en-US"/>
-        </w:rPr>
-        <w:t xml:space="preserve"> </w:t>
-      </w:r>
-      <w:r>
-        <w:t>элементы</w:t>
-      </w:r>
-      <w:r>
-        <w:rPr>
-          <w:lang w:val="en-US"/>
-        </w:rPr>
-        <w:t>")</w:t>
-      </w:r>
-    </w:p>
-    <w:p>
-      <w:pPr>
-        <w:rPr>
-          <w:lang w:val="en-US"/>
-        </w:rPr>
-      </w:pPr>
-      <w:r>
-        <w:rPr>
-          <w:lang w:val="en-US"/>
-        </w:rPr>
-        <w:t xml:space="preserve">    </w:t>
-      </w:r>
-    </w:p>
-    <w:p>
-      <w:pPr>
-        <w:rPr>
-          <w:lang w:val="en-US"/>
-        </w:rPr>
-      </w:pPr>
-      <w:r>
-        <w:rPr>
-          <w:lang w:val="en-US"/>
-        </w:rPr>
-        <w:t xml:space="preserve">    return result</w:t>
-      </w:r>
-    </w:p>
-    <w:p>
-      <w:pPr>
-        <w:rPr>
-          <w:lang w:val="en-US"/>
-        </w:rPr>
-      </w:pPr>
-    </w:p>
-    <w:p>
-      <w:pPr>
-        <w:rPr>
-          <w:lang w:val="en-US"/>
-        </w:rPr>
-      </w:pPr>
-    </w:p>
-    <w:p>
-      <w:proofErr w:type="spellStart"/>
-      <w:r>
-        <w:t>def</w:t>
-      </w:r>
-      <w:proofErr w:type="spellEnd"/>
-      <w:r>
-        <w:t xml:space="preserve"> </w:t>
-      </w:r>
-      <w:proofErr w:type="spellStart"/>
-      <w:proofErr w:type="gramStart"/>
-      <w:r>
-        <w:t>main</w:t>
-      </w:r>
-      <w:proofErr w:type="spellEnd"/>
-      <w:r>
-        <w:t>(</w:t>
-      </w:r>
-      <w:proofErr w:type="gramEnd"/>
-      <w:r>
-        <w:t>):</w:t>
-      </w:r>
-    </w:p>
-    <w:p>
-      <w:r>
-        <w:t xml:space="preserve">    </w:t>
-      </w:r>
-      <w:proofErr w:type="spellStart"/>
-      <w:proofErr w:type="gramStart"/>
-      <w:r>
-        <w:t>print</w:t>
-      </w:r>
-      <w:proofErr w:type="spellEnd"/>
-      <w:r>
-        <w:t>(</w:t>
-      </w:r>
-      <w:proofErr w:type="gramEnd"/>
-      <w:r>
-        <w:t>"=" * 50)</w:t>
-      </w:r>
-    </w:p>
-    <w:p>
-      <w:r>
-        <w:t xml:space="preserve">    </w:t>
-      </w:r>
-      <w:proofErr w:type="spellStart"/>
-      <w:proofErr w:type="gramStart"/>
-      <w:r>
-        <w:t>print</w:t>
-      </w:r>
-      <w:proofErr w:type="spellEnd"/>
-      <w:r>
-        <w:t>(</w:t>
-      </w:r>
-      <w:proofErr w:type="gramEnd"/>
-      <w:r>
-        <w:t>"Калькулятор m(</w:t>
-      </w:r>
-      <w:proofErr w:type="spellStart"/>
-      <w:r>
-        <w:t>число,число</w:t>
-      </w:r>
-      <w:proofErr w:type="spellEnd"/>
-      <w:r>
-        <w:t>) и M(</w:t>
-      </w:r>
-      <w:proofErr w:type="spellStart"/>
-      <w:r>
-        <w:t>число,число</w:t>
-      </w:r>
-      <w:proofErr w:type="spellEnd"/>
-      <w:r>
-        <w:t>)")</w:t>
-      </w:r>
-    </w:p>
-    <w:p>
-      <w:r>
-        <w:t xml:space="preserve">    </w:t>
-      </w:r>
-      <w:proofErr w:type="spellStart"/>
-      <w:proofErr w:type="gramStart"/>
-      <w:r>
-        <w:t>print</w:t>
-      </w:r>
-      <w:proofErr w:type="spellEnd"/>
-      <w:r>
-        <w:t>(</w:t>
-      </w:r>
-      <w:proofErr w:type="gramEnd"/>
-      <w:r>
-        <w:t>"Пример: M(15,m(16,8))")</w:t>
-      </w:r>
-    </w:p>
-    <w:p>
-      <w:r>
-        <w:t xml:space="preserve">    </w:t>
-      </w:r>
-      <w:proofErr w:type="spellStart"/>
-      <w:proofErr w:type="gramStart"/>
-      <w:r>
-        <w:t>print</w:t>
-      </w:r>
-      <w:proofErr w:type="spellEnd"/>
-      <w:r>
-        <w:t>(</w:t>
-      </w:r>
-      <w:proofErr w:type="gramEnd"/>
-      <w:r>
-        <w:t>"Введите '</w:t>
-      </w:r>
-      <w:proofErr w:type="spellStart"/>
-      <w:r>
-        <w:t>exit</w:t>
-      </w:r>
-      <w:proofErr w:type="spellEnd"/>
-      <w:r>
-        <w:t>' для выхода")</w:t>
-      </w:r>
-    </w:p>
-    <w:p>
-      <w:pPr>
-        <w:rPr>
-          <w:lang w:val="en-US"/>
-        </w:rPr>
-      </w:pPr>
-      <w:r>
-        <w:t xml:space="preserve">    </w:t>
-      </w:r>
-      <w:r>
-        <w:rPr>
-          <w:lang w:val="en-US"/>
-        </w:rPr>
-        <w:t>print("=" * 50)</w:t>
-      </w:r>
-    </w:p>
-    <w:p>
-      <w:pPr>
-        <w:rPr>
-          <w:lang w:val="en-US"/>
-        </w:rPr>
-      </w:pPr>
-      <w:r>
-        <w:rPr>
-          <w:lang w:val="en-US"/>
-        </w:rPr>
-        <w:t xml:space="preserve">    </w:t>
-      </w:r>
-    </w:p>
-    <w:p>
-      <w:pPr>
-        <w:rPr>
-          <w:lang w:val="en-US"/>
-        </w:rPr>
-      </w:pPr>
-      <w:r>
-        <w:rPr>
-          <w:lang w:val="en-US"/>
-        </w:rPr>
-        <w:t xml:space="preserve">    while True:</w:t>
-      </w:r>
-    </w:p>
-    <w:p>
-      <w:pPr>
-        <w:rPr>
-          <w:lang w:val="en-US"/>
-        </w:rPr>
-      </w:pPr>
-      <w:r>
-        <w:rPr>
-          <w:lang w:val="en-US"/>
-        </w:rPr>
-        <w:t xml:space="preserve">        try:</w:t>
-      </w:r>
-    </w:p>
-    <w:p>
-      <w:pPr>
-        <w:rPr>
-          <w:lang w:val="en-US"/>
-        </w:rPr>
-      </w:pPr>
-      <w:r>
-        <w:rPr>
-          <w:lang w:val="en-US"/>
-        </w:rPr>
-        <w:t xml:space="preserve">            </w:t>
-      </w:r>
-      <w:proofErr w:type="gramStart"/>
-      <w:r>
-        <w:rPr>
-          <w:lang w:val="en-US"/>
-        </w:rPr>
-        <w:t>expr</w:t>
-      </w:r>
-      <w:proofErr w:type="gramEnd"/>
-      <w:r>
-        <w:rPr>
-          <w:lang w:val="en-US"/>
-        </w:rPr>
-        <w:t xml:space="preserve"> = input("\n</w:t>
-      </w:r>
-      <w:r>
-        <w:t>Введите</w:t>
-      </w:r>
-      <w:r>
-        <w:rPr>
-          <w:lang w:val="en-US"/>
-        </w:rPr>
-        <w:t xml:space="preserve"> </w:t>
-      </w:r>
-      <w:r>
-        <w:t>выражение</w:t>
-      </w:r>
-      <w:r>
-        <w:rPr>
-          <w:lang w:val="en-US"/>
-        </w:rPr>
-        <w:t>: ").strip()</w:t>
-      </w:r>
-    </w:p>
-    <w:p>
-      <w:pPr>
-        <w:rPr>
-          <w:lang w:val="en-US"/>
-        </w:rPr>
-      </w:pPr>
-      <w:r>
-        <w:rPr>
-          <w:lang w:val="en-US"/>
-        </w:rPr>
-        <w:t xml:space="preserve">            </w:t>
-      </w:r>
-    </w:p>
-    <w:p>
-      <w:pPr>
-        <w:rPr>
-          <w:lang w:val="en-US"/>
-        </w:rPr>
-      </w:pPr>
-      <w:r>
-        <w:rPr>
-          <w:lang w:val="en-US"/>
-        </w:rPr>
-        <w:t xml:space="preserve">            if </w:t>
-      </w:r>
-      <w:proofErr w:type="spellStart"/>
-      <w:r>
-        <w:rPr>
-          <w:lang w:val="en-US"/>
-        </w:rPr>
-        <w:t>expr.lower</w:t>
-      </w:r>
-      <w:proofErr w:type="spellEnd"/>
-      <w:r>
-        <w:rPr>
-          <w:lang w:val="en-US"/>
-        </w:rPr>
-        <w:t>() == 'exit':</w:t>
-      </w:r>
-    </w:p>
-    <w:p>
-      <w:pPr>
-        <w:rPr>
-          <w:lang w:val="en-US"/>
-        </w:rPr>
-      </w:pPr>
-      <w:r>
-        <w:rPr>
-          <w:lang w:val="en-US"/>
-        </w:rPr>
-        <w:t xml:space="preserve">                </w:t>
-      </w:r>
-      <w:proofErr w:type="gramStart"/>
-      <w:r>
-        <w:rPr>
-          <w:lang w:val="en-US"/>
-        </w:rPr>
-        <w:t>print(</w:t>
-      </w:r>
-      <w:proofErr w:type="gramEnd"/>
-      <w:r>
-        <w:rPr>
-          <w:lang w:val="en-US"/>
-        </w:rPr>
-        <w:t>"</w:t>
-      </w:r>
-      <w:r>
-        <w:t>До</w:t>
-      </w:r>
-      <w:r>
-        <w:rPr>
-          <w:lang w:val="en-US"/>
-        </w:rPr>
-        <w:t xml:space="preserve"> </w:t>
-      </w:r>
-      <w:r>
-        <w:t>свидания</w:t>
-      </w:r>
-      <w:r>
-        <w:rPr>
-          <w:lang w:val="en-US"/>
-        </w:rPr>
-        <w:t>!")</w:t>
-      </w:r>
-    </w:p>
-    <w:p>
-      <w:r>
-        <w:rPr>
-          <w:lang w:val="en-US"/>
-        </w:rPr>
-        <w:t xml:space="preserve">                </w:t>
-      </w:r>
-      <w:proofErr w:type="spellStart"/>
-      <w:r>
-        <w:t>break</w:t>
-      </w:r>
-      <w:proofErr w:type="spellEnd"/>
-    </w:p>
-    <w:p>
-      <w:pPr>
-        <w:rPr>
-          <w:lang w:val="en-US"/>
-        </w:rPr>
-      </w:pPr>
-      <w:r>
-        <w:rPr>
-          <w:lang w:val="en-US"/>
-        </w:rPr>
-        <w:t xml:space="preserve">            </w:t>
-      </w:r>
-    </w:p>
-    <w:p>
-      <w:pPr>
-        <w:rPr>
-          <w:lang w:val="en-US"/>
-        </w:rPr>
-      </w:pPr>
-      <w:r>
-        <w:rPr>
-          <w:lang w:val="en-US"/>
-        </w:rPr>
-        <w:t xml:space="preserve">            </w:t>
-      </w:r>
-      <w:proofErr w:type="gramStart"/>
-      <w:r>
-        <w:rPr>
-          <w:lang w:val="en-US"/>
-        </w:rPr>
-        <w:t>if</w:t>
-      </w:r>
-      <w:proofErr w:type="gramEnd"/>
-      <w:r>
-        <w:rPr>
-          <w:lang w:val="en-US"/>
-        </w:rPr>
-        <w:t xml:space="preserve"> not expr:</w:t>
-      </w:r>
-    </w:p>
-    <w:p>
-      <w:pPr>
-        <w:rPr>
-          <w:lang w:val="en-US"/>
-        </w:rPr>
-      </w:pPr>
-      <w:r>
-        <w:rPr>
-          <w:lang w:val="en-US"/>
-        </w:rPr>
-        <w:t xml:space="preserve">                </w:t>
-      </w:r>
-      <w:proofErr w:type="gramStart"/>
-      <w:r>
-        <w:rPr>
-          <w:lang w:val="en-US"/>
-        </w:rPr>
-        <w:t>print(</w:t>
-      </w:r>
-      <w:proofErr w:type="gramEnd"/>
-      <w:r>
-        <w:rPr>
-          <w:lang w:val="en-US"/>
-        </w:rPr>
-        <w:t>"</w:t>
-      </w:r>
-      <w:r>
-        <w:t>Ошибка</w:t>
-      </w:r>
-      <w:r>
-        <w:rPr>
-          <w:lang w:val="en-US"/>
-        </w:rPr>
-        <w:t xml:space="preserve">: </w:t>
-      </w:r>
-      <w:r>
-        <w:t>Пустое</w:t>
-      </w:r>
-      <w:r>
-        <w:rPr>
-          <w:lang w:val="en-US"/>
-        </w:rPr>
-        <w:t xml:space="preserve"> </w:t>
-      </w:r>
-      <w:r>
-        <w:t>выражение</w:t>
-      </w:r>
-      <w:r>
-        <w:rPr>
-          <w:lang w:val="en-US"/>
-        </w:rPr>
-        <w:t>")</w:t>
-      </w:r>
-    </w:p>
-    <w:p>
-      <w:pPr>
-        <w:rPr>
-          <w:lang w:val="en-US"/>
-        </w:rPr>
-      </w:pPr>
-      <w:r>
-        <w:rPr>
-          <w:lang w:val="en-US"/>
-        </w:rPr>
-        <w:t xml:space="preserve">                continue</w:t>
-      </w:r>
-    </w:p>
-    <w:p>
-      <w:pPr>
-        <w:rPr>
-          <w:lang w:val="en-US"/>
-        </w:rPr>
-      </w:pPr>
-      <w:r>
-        <w:rPr>
-          <w:lang w:val="en-US"/>
-        </w:rPr>
-        <w:t xml:space="preserve">            </w:t>
-      </w:r>
-    </w:p>
-    <w:p>
-      <w:pPr>
-        <w:rPr>
-          <w:lang w:val="en-US"/>
-        </w:rPr>
-      </w:pPr>
-      <w:r>
-        <w:rPr>
-          <w:lang w:val="en-US"/>
-        </w:rPr>
-        <w:t xml:space="preserve">            result = evaluate(expr)</w:t>
-      </w:r>
-    </w:p>
-    <w:p>
-      <w:pPr>
-        <w:rPr>
-          <w:lang w:val="en-US"/>
-        </w:rPr>
-      </w:pPr>
-      <w:r>
-        <w:rPr>
-          <w:lang w:val="en-US"/>
-        </w:rPr>
-        <w:t xml:space="preserve">            </w:t>
-      </w:r>
-      <w:proofErr w:type="gramStart"/>
-      <w:r>
-        <w:rPr>
-          <w:lang w:val="en-US"/>
-        </w:rPr>
-        <w:t>print(</w:t>
-      </w:r>
-      <w:proofErr w:type="gramEnd"/>
-      <w:r>
-        <w:rPr>
-          <w:lang w:val="en-US"/>
-        </w:rPr>
-        <w:t>f"</w:t>
-      </w:r>
-      <w:r>
-        <w:t>Результат</w:t>
-      </w:r>
-      <w:r>
-        <w:rPr>
-          <w:lang w:val="en-US"/>
-        </w:rPr>
-        <w:t>: {result}")</w:t>
-      </w:r>
-    </w:p>
-    <w:p>
-      <w:pPr>
-        <w:rPr>
-          <w:lang w:val="en-US"/>
-        </w:rPr>
-      </w:pPr>
-      <w:r>
-        <w:rPr>
-          <w:lang w:val="en-US"/>
-        </w:rPr>
-        <w:t xml:space="preserve">            </w:t>
-      </w:r>
-    </w:p>
-    <w:p>
-      <w:pPr>
-        <w:rPr>
-          <w:lang w:val="en-US"/>
-        </w:rPr>
-      </w:pPr>
-      <w:r>
-        <w:rPr>
-          <w:lang w:val="en-US"/>
-        </w:rPr>
-        <w:t xml:space="preserve">        except </w:t>
-      </w:r>
-      <w:proofErr w:type="spellStart"/>
-      <w:r>
-        <w:rPr>
-          <w:lang w:val="en-US"/>
-        </w:rPr>
-        <w:t>ValueError</w:t>
-      </w:r>
-      <w:proofErr w:type="spellEnd"/>
-      <w:r>
-        <w:rPr>
-          <w:lang w:val="en-US"/>
-        </w:rPr>
-        <w:t xml:space="preserve"> as e:</w:t>
-      </w:r>
-    </w:p>
-    <w:p>
-      <w:pPr>
-        <w:rPr>
-          <w:lang w:val="en-US"/>
-        </w:rPr>
-      </w:pPr>
-      <w:r>
-        <w:rPr>
-          <w:lang w:val="en-US"/>
-        </w:rPr>
-        <w:t xml:space="preserve">            </w:t>
-      </w:r>
-      <w:proofErr w:type="gramStart"/>
-      <w:r>
-        <w:rPr>
-          <w:lang w:val="en-US"/>
-        </w:rPr>
-        <w:t>print(</w:t>
-      </w:r>
-      <w:proofErr w:type="gramEnd"/>
-      <w:r>
-        <w:rPr>
-          <w:lang w:val="en-US"/>
-        </w:rPr>
-        <w:t>f"</w:t>
-      </w:r>
-      <w:r>
-        <w:t>Ошибка</w:t>
-      </w:r>
-      <w:r>
-        <w:rPr>
-          <w:lang w:val="en-US"/>
-        </w:rPr>
-        <w:t>: {e}")</w:t>
-      </w:r>
-    </w:p>
-    <w:p>
-      <w:pPr>
-        <w:rPr>
-          <w:lang w:val="en-US"/>
-        </w:rPr>
-      </w:pPr>
-      <w:r>
-        <w:rPr>
-          <w:lang w:val="en-US"/>
-        </w:rPr>
-        <w:t xml:space="preserve">        except </w:t>
-      </w:r>
-      <w:proofErr w:type="spellStart"/>
-      <w:r>
-        <w:rPr>
-          <w:lang w:val="en-US"/>
-        </w:rPr>
-        <w:t>IndexError</w:t>
-      </w:r>
-      <w:proofErr w:type="spellEnd"/>
-      <w:r>
-        <w:rPr>
-          <w:lang w:val="en-US"/>
-        </w:rPr>
-        <w:t xml:space="preserve"> as e:</w:t>
-      </w:r>
+      <w:proofErr w:type="gramEnd"/>
     </w:p>
     <w:p>
       <w:pPr>
@@ -4451,6 +3858,464 @@
         <w:rPr>
           <w:lang w:val="en-US"/>
         </w:rPr>
+        <w:t>result</w:t>
+      </w:r>
+      <w:proofErr w:type="gramEnd"/>
+      <w:r>
+        <w:rPr>
+          <w:lang w:val="en-US"/>
+        </w:rPr>
+        <w:t xml:space="preserve"> = min(a, b) if token == 'm' else max(a, b)</w:t>
+      </w:r>
+    </w:p>
+    <w:p>
+      <w:pPr>
+        <w:rPr>
+          <w:lang w:val="en-US"/>
+        </w:rPr>
+      </w:pPr>
+      <w:r>
+        <w:rPr>
+          <w:lang w:val="en-US"/>
+        </w:rPr>
+        <w:t xml:space="preserve">            </w:t>
+      </w:r>
+      <w:proofErr w:type="spellStart"/>
+      <w:proofErr w:type="gramStart"/>
+      <w:r>
+        <w:rPr>
+          <w:lang w:val="en-US"/>
+        </w:rPr>
+        <w:t>stack.push</w:t>
+      </w:r>
+      <w:proofErr w:type="spellEnd"/>
+      <w:r>
+        <w:rPr>
+          <w:lang w:val="en-US"/>
+        </w:rPr>
+        <w:t>(</w:t>
+      </w:r>
+      <w:proofErr w:type="gramEnd"/>
+      <w:r>
+        <w:rPr>
+          <w:lang w:val="en-US"/>
+        </w:rPr>
+        <w:t>result)</w:t>
+      </w:r>
+    </w:p>
+    <w:p>
+      <w:pPr>
+        <w:rPr>
+          <w:lang w:val="en-US"/>
+        </w:rPr>
+      </w:pPr>
+      <w:r>
+        <w:rPr>
+          <w:lang w:val="en-US"/>
+        </w:rPr>
+        <w:t xml:space="preserve">    </w:t>
+      </w:r>
+    </w:p>
+    <w:p>
+      <w:pPr>
+        <w:rPr>
+          <w:lang w:val="en-US"/>
+        </w:rPr>
+      </w:pPr>
+      <w:r>
+        <w:rPr>
+          <w:lang w:val="en-US"/>
+        </w:rPr>
+        <w:t xml:space="preserve">    </w:t>
+      </w:r>
+      <w:proofErr w:type="gramStart"/>
+      <w:r>
+        <w:rPr>
+          <w:lang w:val="en-US"/>
+        </w:rPr>
+        <w:t>if</w:t>
+      </w:r>
+      <w:proofErr w:type="gramEnd"/>
+      <w:r>
+        <w:rPr>
+          <w:lang w:val="en-US"/>
+        </w:rPr>
+        <w:t xml:space="preserve"> </w:t>
+      </w:r>
+      <w:proofErr w:type="spellStart"/>
+      <w:r>
+        <w:rPr>
+          <w:lang w:val="en-US"/>
+        </w:rPr>
+        <w:t>stack.is_empty</w:t>
+      </w:r>
+      <w:proofErr w:type="spellEnd"/>
+      <w:r>
+        <w:rPr>
+          <w:lang w:val="en-US"/>
+        </w:rPr>
+        <w:t>():</w:t>
+      </w:r>
+    </w:p>
+    <w:p>
+      <w:r>
+        <w:rPr>
+          <w:lang w:val="en-US"/>
+        </w:rPr>
+        <w:t xml:space="preserve">        </w:t>
+      </w:r>
+      <w:proofErr w:type="spellStart"/>
+      <w:r>
+        <w:t>raise</w:t>
+      </w:r>
+      <w:proofErr w:type="spellEnd"/>
+      <w:r>
+        <w:t xml:space="preserve"> </w:t>
+      </w:r>
+      <w:proofErr w:type="spellStart"/>
+      <w:proofErr w:type="gramStart"/>
+      <w:r>
+        <w:t>ValueError</w:t>
+      </w:r>
+      <w:proofErr w:type="spellEnd"/>
+      <w:r>
+        <w:t>(</w:t>
+      </w:r>
+      <w:proofErr w:type="gramEnd"/>
+      <w:r>
+        <w:t>"Не удалось вычислить выражение")</w:t>
+      </w:r>
+    </w:p>
+    <w:p>
+      <w:r>
+        <w:t xml:space="preserve">    </w:t>
+      </w:r>
+    </w:p>
+    <w:p>
+      <w:pPr>
+        <w:rPr>
+          <w:lang w:val="en-US"/>
+        </w:rPr>
+      </w:pPr>
+      <w:r>
+        <w:t xml:space="preserve">    </w:t>
+      </w:r>
+      <w:proofErr w:type="gramStart"/>
+      <w:r>
+        <w:rPr>
+          <w:lang w:val="en-US"/>
+        </w:rPr>
+        <w:t>result</w:t>
+      </w:r>
+      <w:proofErr w:type="gramEnd"/>
+      <w:r>
+        <w:rPr>
+          <w:lang w:val="en-US"/>
+        </w:rPr>
+        <w:t xml:space="preserve"> = </w:t>
+      </w:r>
+      <w:proofErr w:type="spellStart"/>
+      <w:r>
+        <w:rPr>
+          <w:lang w:val="en-US"/>
+        </w:rPr>
+        <w:t>stack.pop</w:t>
+      </w:r>
+      <w:proofErr w:type="spellEnd"/>
+      <w:r>
+        <w:rPr>
+          <w:lang w:val="en-US"/>
+        </w:rPr>
+        <w:t>()</w:t>
+      </w:r>
+    </w:p>
+    <w:p>
+      <w:pPr>
+        <w:rPr>
+          <w:lang w:val="en-US"/>
+        </w:rPr>
+      </w:pPr>
+      <w:r>
+        <w:rPr>
+          <w:lang w:val="en-US"/>
+        </w:rPr>
+        <w:t xml:space="preserve">    </w:t>
+      </w:r>
+      <w:proofErr w:type="gramStart"/>
+      <w:r>
+        <w:rPr>
+          <w:lang w:val="en-US"/>
+        </w:rPr>
+        <w:t>if</w:t>
+      </w:r>
+      <w:proofErr w:type="gramEnd"/>
+      <w:r>
+        <w:rPr>
+          <w:lang w:val="en-US"/>
+        </w:rPr>
+        <w:t xml:space="preserve"> not </w:t>
+      </w:r>
+      <w:proofErr w:type="spellStart"/>
+      <w:r>
+        <w:rPr>
+          <w:lang w:val="en-US"/>
+        </w:rPr>
+        <w:t>stack.is_empty</w:t>
+      </w:r>
+      <w:proofErr w:type="spellEnd"/>
+      <w:r>
+        <w:rPr>
+          <w:lang w:val="en-US"/>
+        </w:rPr>
+        <w:t>():</w:t>
+      </w:r>
+    </w:p>
+    <w:p>
+      <w:pPr>
+        <w:rPr>
+          <w:lang w:val="en-US"/>
+        </w:rPr>
+      </w:pPr>
+      <w:r>
+        <w:rPr>
+          <w:lang w:val="en-US"/>
+        </w:rPr>
+        <w:t xml:space="preserve">        </w:t>
+      </w:r>
+      <w:proofErr w:type="gramStart"/>
+      <w:r>
+        <w:rPr>
+          <w:lang w:val="en-US"/>
+        </w:rPr>
+        <w:t>raise</w:t>
+      </w:r>
+      <w:proofErr w:type="gramEnd"/>
+      <w:r>
+        <w:rPr>
+          <w:lang w:val="en-US"/>
+        </w:rPr>
+        <w:t xml:space="preserve"> </w:t>
+      </w:r>
+      <w:proofErr w:type="spellStart"/>
+      <w:r>
+        <w:rPr>
+          <w:lang w:val="en-US"/>
+        </w:rPr>
+        <w:t>ValueError</w:t>
+      </w:r>
+      <w:proofErr w:type="spellEnd"/>
+      <w:r>
+        <w:rPr>
+          <w:lang w:val="en-US"/>
+        </w:rPr>
+        <w:t>("</w:t>
+      </w:r>
+      <w:r>
+        <w:t>Лишние</w:t>
+      </w:r>
+      <w:r>
+        <w:rPr>
+          <w:lang w:val="en-US"/>
+        </w:rPr>
+        <w:t xml:space="preserve"> </w:t>
+      </w:r>
+      <w:r>
+        <w:t>элементы</w:t>
+      </w:r>
+      <w:r>
+        <w:rPr>
+          <w:lang w:val="en-US"/>
+        </w:rPr>
+        <w:t>")</w:t>
+      </w:r>
+    </w:p>
+    <w:p>
+      <w:pPr>
+        <w:rPr>
+          <w:lang w:val="en-US"/>
+        </w:rPr>
+      </w:pPr>
+      <w:r>
+        <w:rPr>
+          <w:lang w:val="en-US"/>
+        </w:rPr>
+        <w:t xml:space="preserve">    </w:t>
+      </w:r>
+    </w:p>
+    <w:p>
+      <w:pPr>
+        <w:rPr>
+          <w:lang w:val="en-US"/>
+        </w:rPr>
+      </w:pPr>
+      <w:r>
+        <w:rPr>
+          <w:lang w:val="en-US"/>
+        </w:rPr>
+        <w:t xml:space="preserve">    </w:t>
+      </w:r>
+      <w:proofErr w:type="gramStart"/>
+      <w:r>
+        <w:rPr>
+          <w:lang w:val="en-US"/>
+        </w:rPr>
+        <w:t>return</w:t>
+      </w:r>
+      <w:proofErr w:type="gramEnd"/>
+      <w:r>
+        <w:rPr>
+          <w:lang w:val="en-US"/>
+        </w:rPr>
+        <w:t xml:space="preserve"> result</w:t>
+      </w:r>
+    </w:p>
+    <w:p>
+      <w:pPr>
+        <w:rPr>
+          <w:lang w:val="en-US"/>
+        </w:rPr>
+      </w:pPr>
+    </w:p>
+    <w:p>
+      <w:pPr>
+        <w:rPr>
+          <w:lang w:val="en-US"/>
+        </w:rPr>
+      </w:pPr>
+    </w:p>
+    <w:p>
+      <w:proofErr w:type="spellStart"/>
+      <w:r>
+        <w:t>def</w:t>
+      </w:r>
+      <w:proofErr w:type="spellEnd"/>
+      <w:r>
+        <w:t xml:space="preserve"> </w:t>
+      </w:r>
+      <w:proofErr w:type="spellStart"/>
+      <w:proofErr w:type="gramStart"/>
+      <w:r>
+        <w:t>main</w:t>
+      </w:r>
+      <w:proofErr w:type="spellEnd"/>
+      <w:r>
+        <w:t>(</w:t>
+      </w:r>
+      <w:proofErr w:type="gramEnd"/>
+      <w:r>
+        <w:t>):</w:t>
+      </w:r>
+    </w:p>
+    <w:p>
+      <w:r>
+        <w:t xml:space="preserve">    </w:t>
+      </w:r>
+      <w:proofErr w:type="spellStart"/>
+      <w:proofErr w:type="gramStart"/>
+      <w:r>
+        <w:t>print</w:t>
+      </w:r>
+      <w:proofErr w:type="spellEnd"/>
+      <w:r>
+        <w:t>(</w:t>
+      </w:r>
+      <w:proofErr w:type="gramEnd"/>
+      <w:r>
+        <w:t>"=" * 50)</w:t>
+      </w:r>
+    </w:p>
+    <w:p>
+      <w:r>
+        <w:t xml:space="preserve">    </w:t>
+      </w:r>
+      <w:proofErr w:type="spellStart"/>
+      <w:proofErr w:type="gramStart"/>
+      <w:r>
+        <w:t>print</w:t>
+      </w:r>
+      <w:proofErr w:type="spellEnd"/>
+      <w:r>
+        <w:t>(</w:t>
+      </w:r>
+      <w:proofErr w:type="gramEnd"/>
+      <w:r>
+        <w:t>"Калькулятор m(</w:t>
+      </w:r>
+      <w:proofErr w:type="spellStart"/>
+      <w:r>
+        <w:t>число,число</w:t>
+      </w:r>
+      <w:proofErr w:type="spellEnd"/>
+      <w:r>
+        <w:t>) и M(</w:t>
+      </w:r>
+      <w:proofErr w:type="spellStart"/>
+      <w:r>
+        <w:t>число,число</w:t>
+      </w:r>
+      <w:proofErr w:type="spellEnd"/>
+      <w:r>
+        <w:t>)")</w:t>
+      </w:r>
+    </w:p>
+    <w:p>
+      <w:r>
+        <w:t xml:space="preserve">    </w:t>
+      </w:r>
+      <w:proofErr w:type="spellStart"/>
+      <w:proofErr w:type="gramStart"/>
+      <w:r>
+        <w:t>print</w:t>
+      </w:r>
+      <w:proofErr w:type="spellEnd"/>
+      <w:r>
+        <w:t>(</w:t>
+      </w:r>
+      <w:proofErr w:type="gramEnd"/>
+      <w:r>
+        <w:t>"Пример: M(15,m(16,8))")</w:t>
+      </w:r>
+    </w:p>
+    <w:p>
+      <w:r>
+        <w:t xml:space="preserve">    </w:t>
+      </w:r>
+      <w:proofErr w:type="spellStart"/>
+      <w:proofErr w:type="gramStart"/>
+      <w:r>
+        <w:t>print</w:t>
+      </w:r>
+      <w:proofErr w:type="spellEnd"/>
+      <w:r>
+        <w:t>(</w:t>
+      </w:r>
+      <w:proofErr w:type="gramEnd"/>
+      <w:r>
+        <w:t>"Введите '</w:t>
+      </w:r>
+      <w:proofErr w:type="spellStart"/>
+      <w:r>
+        <w:t>exit</w:t>
+      </w:r>
+      <w:proofErr w:type="spellEnd"/>
+      <w:r>
+        <w:t>' для выхода")</w:t>
+      </w:r>
+    </w:p>
+    <w:p>
+      <w:pPr>
+        <w:rPr>
+          <w:lang w:val="en-US"/>
+        </w:rPr>
+      </w:pPr>
+      <w:r>
+        <w:t xml:space="preserve">    </w:t>
+      </w:r>
+      <w:proofErr w:type="gramStart"/>
+      <w:r>
+        <w:rPr>
+          <w:lang w:val="en-US"/>
+        </w:rPr>
         <w:t>print(</w:t>
       </w:r>
       <w:proofErr w:type="gramEnd"/>
@@ -4458,9 +4323,506 @@
         <w:rPr>
           <w:lang w:val="en-US"/>
         </w:rPr>
+        <w:t>"=" * 50)</w:t>
+      </w:r>
+    </w:p>
+    <w:p>
+      <w:pPr>
+        <w:rPr>
+          <w:lang w:val="en-US"/>
+        </w:rPr>
+      </w:pPr>
+      <w:r>
+        <w:rPr>
+          <w:lang w:val="en-US"/>
+        </w:rPr>
+        <w:t xml:space="preserve">    </w:t>
+      </w:r>
+    </w:p>
+    <w:p>
+      <w:pPr>
+        <w:rPr>
+          <w:lang w:val="en-US"/>
+        </w:rPr>
+      </w:pPr>
+      <w:r>
+        <w:rPr>
+          <w:lang w:val="en-US"/>
+        </w:rPr>
+        <w:t xml:space="preserve">    </w:t>
+      </w:r>
+      <w:proofErr w:type="gramStart"/>
+      <w:r>
+        <w:rPr>
+          <w:lang w:val="en-US"/>
+        </w:rPr>
+        <w:t>while</w:t>
+      </w:r>
+      <w:proofErr w:type="gramEnd"/>
+      <w:r>
+        <w:rPr>
+          <w:lang w:val="en-US"/>
+        </w:rPr>
+        <w:t xml:space="preserve"> True:</w:t>
+      </w:r>
+    </w:p>
+    <w:p>
+      <w:pPr>
+        <w:rPr>
+          <w:lang w:val="en-US"/>
+        </w:rPr>
+      </w:pPr>
+      <w:r>
+        <w:rPr>
+          <w:lang w:val="en-US"/>
+        </w:rPr>
+        <w:t xml:space="preserve">        </w:t>
+      </w:r>
+      <w:proofErr w:type="gramStart"/>
+      <w:r>
+        <w:rPr>
+          <w:lang w:val="en-US"/>
+        </w:rPr>
+        <w:t>try</w:t>
+      </w:r>
+      <w:proofErr w:type="gramEnd"/>
+      <w:r>
+        <w:rPr>
+          <w:lang w:val="en-US"/>
+        </w:rPr>
+        <w:t>:</w:t>
+      </w:r>
+    </w:p>
+    <w:p>
+      <w:pPr>
+        <w:rPr>
+          <w:lang w:val="en-US"/>
+        </w:rPr>
+      </w:pPr>
+      <w:r>
+        <w:rPr>
+          <w:lang w:val="en-US"/>
+        </w:rPr>
+        <w:t xml:space="preserve">            </w:t>
+      </w:r>
+      <w:proofErr w:type="gramStart"/>
+      <w:r>
+        <w:rPr>
+          <w:lang w:val="en-US"/>
+        </w:rPr>
+        <w:t>expr</w:t>
+      </w:r>
+      <w:proofErr w:type="gramEnd"/>
+      <w:r>
+        <w:rPr>
+          <w:lang w:val="en-US"/>
+        </w:rPr>
+        <w:t xml:space="preserve"> = input("\n</w:t>
+      </w:r>
+      <w:r>
+        <w:t>Введите</w:t>
+      </w:r>
+      <w:r>
+        <w:rPr>
+          <w:lang w:val="en-US"/>
+        </w:rPr>
+        <w:t xml:space="preserve"> </w:t>
+      </w:r>
+      <w:r>
+        <w:t>выражение</w:t>
+      </w:r>
+      <w:r>
+        <w:rPr>
+          <w:lang w:val="en-US"/>
+        </w:rPr>
+        <w:t>: ").strip()</w:t>
+      </w:r>
+    </w:p>
+    <w:p>
+      <w:pPr>
+        <w:rPr>
+          <w:lang w:val="en-US"/>
+        </w:rPr>
+      </w:pPr>
+      <w:r>
+        <w:rPr>
+          <w:lang w:val="en-US"/>
+        </w:rPr>
+        <w:t xml:space="preserve">            </w:t>
+      </w:r>
+    </w:p>
+    <w:p>
+      <w:pPr>
+        <w:rPr>
+          <w:lang w:val="en-US"/>
+        </w:rPr>
+      </w:pPr>
+      <w:r>
+        <w:rPr>
+          <w:lang w:val="en-US"/>
+        </w:rPr>
+        <w:t xml:space="preserve">            </w:t>
+      </w:r>
+      <w:proofErr w:type="gramStart"/>
+      <w:r>
+        <w:rPr>
+          <w:lang w:val="en-US"/>
+        </w:rPr>
+        <w:t>if</w:t>
+      </w:r>
+      <w:proofErr w:type="gramEnd"/>
+      <w:r>
+        <w:rPr>
+          <w:lang w:val="en-US"/>
+        </w:rPr>
+        <w:t xml:space="preserve"> </w:t>
+      </w:r>
+      <w:proofErr w:type="spellStart"/>
+      <w:r>
+        <w:rPr>
+          <w:lang w:val="en-US"/>
+        </w:rPr>
+        <w:t>expr.lower</w:t>
+      </w:r>
+      <w:proofErr w:type="spellEnd"/>
+      <w:r>
+        <w:rPr>
+          <w:lang w:val="en-US"/>
+        </w:rPr>
+        <w:t>() == 'exit':</w:t>
+      </w:r>
+    </w:p>
+    <w:p>
+      <w:pPr>
+        <w:rPr>
+          <w:lang w:val="en-US"/>
+        </w:rPr>
+      </w:pPr>
+      <w:r>
+        <w:rPr>
+          <w:lang w:val="en-US"/>
+        </w:rPr>
+        <w:t xml:space="preserve">                </w:t>
+      </w:r>
+      <w:proofErr w:type="gramStart"/>
+      <w:r>
+        <w:rPr>
+          <w:lang w:val="en-US"/>
+        </w:rPr>
+        <w:t>print(</w:t>
+      </w:r>
+      <w:proofErr w:type="gramEnd"/>
+      <w:r>
+        <w:rPr>
+          <w:lang w:val="en-US"/>
+        </w:rPr>
+        <w:t>"</w:t>
+      </w:r>
+      <w:r>
+        <w:t>До</w:t>
+      </w:r>
+      <w:r>
+        <w:rPr>
+          <w:lang w:val="en-US"/>
+        </w:rPr>
+        <w:t xml:space="preserve"> </w:t>
+      </w:r>
+      <w:r>
+        <w:t>свидания</w:t>
+      </w:r>
+      <w:r>
+        <w:rPr>
+          <w:lang w:val="en-US"/>
+        </w:rPr>
+        <w:t>!")</w:t>
+      </w:r>
+    </w:p>
+    <w:p>
+      <w:r>
+        <w:rPr>
+          <w:lang w:val="en-US"/>
+        </w:rPr>
+        <w:t xml:space="preserve">                </w:t>
+      </w:r>
+      <w:proofErr w:type="spellStart"/>
+      <w:r>
+        <w:t>break</w:t>
+      </w:r>
+      <w:proofErr w:type="spellEnd"/>
+    </w:p>
+    <w:p>
+      <w:pPr>
+        <w:rPr>
+          <w:lang w:val="en-US"/>
+        </w:rPr>
+      </w:pPr>
+      <w:r>
+        <w:rPr>
+          <w:lang w:val="en-US"/>
+        </w:rPr>
+        <w:t xml:space="preserve">            </w:t>
+      </w:r>
+    </w:p>
+    <w:p>
+      <w:pPr>
+        <w:rPr>
+          <w:lang w:val="en-US"/>
+        </w:rPr>
+      </w:pPr>
+      <w:r>
+        <w:rPr>
+          <w:lang w:val="en-US"/>
+        </w:rPr>
+        <w:t xml:space="preserve">            </w:t>
+      </w:r>
+      <w:proofErr w:type="gramStart"/>
+      <w:r>
+        <w:rPr>
+          <w:lang w:val="en-US"/>
+        </w:rPr>
+        <w:t>if</w:t>
+      </w:r>
+      <w:proofErr w:type="gramEnd"/>
+      <w:r>
+        <w:rPr>
+          <w:lang w:val="en-US"/>
+        </w:rPr>
+        <w:t xml:space="preserve"> not expr:</w:t>
+      </w:r>
+    </w:p>
+    <w:p>
+      <w:pPr>
+        <w:rPr>
+          <w:lang w:val="en-US"/>
+        </w:rPr>
+      </w:pPr>
+      <w:r>
+        <w:rPr>
+          <w:lang w:val="en-US"/>
+        </w:rPr>
+        <w:t xml:space="preserve">                </w:t>
+      </w:r>
+      <w:proofErr w:type="gramStart"/>
+      <w:r>
+        <w:rPr>
+          <w:lang w:val="en-US"/>
+        </w:rPr>
+        <w:t>print(</w:t>
+      </w:r>
+      <w:proofErr w:type="gramEnd"/>
+      <w:r>
+        <w:rPr>
+          <w:lang w:val="en-US"/>
+        </w:rPr>
+        <w:t>"</w:t>
+      </w:r>
+      <w:r>
+        <w:t>Ошибка</w:t>
+      </w:r>
+      <w:r>
+        <w:rPr>
+          <w:lang w:val="en-US"/>
+        </w:rPr>
+        <w:t xml:space="preserve">: </w:t>
+      </w:r>
+      <w:r>
+        <w:t>Пустое</w:t>
+      </w:r>
+      <w:r>
+        <w:rPr>
+          <w:lang w:val="en-US"/>
+        </w:rPr>
+        <w:t xml:space="preserve"> </w:t>
+      </w:r>
+      <w:r>
+        <w:t>выражение</w:t>
+      </w:r>
+      <w:r>
+        <w:rPr>
+          <w:lang w:val="en-US"/>
+        </w:rPr>
+        <w:t>")</w:t>
+      </w:r>
+    </w:p>
+    <w:p>
+      <w:pPr>
+        <w:rPr>
+          <w:lang w:val="en-US"/>
+        </w:rPr>
+      </w:pPr>
+      <w:r>
+        <w:rPr>
+          <w:lang w:val="en-US"/>
+        </w:rPr>
+        <w:t xml:space="preserve">                </w:t>
+      </w:r>
+      <w:proofErr w:type="gramStart"/>
+      <w:r>
+        <w:rPr>
+          <w:lang w:val="en-US"/>
+        </w:rPr>
+        <w:t>continue</w:t>
+      </w:r>
+      <w:proofErr w:type="gramEnd"/>
+    </w:p>
+    <w:p>
+      <w:pPr>
+        <w:rPr>
+          <w:lang w:val="en-US"/>
+        </w:rPr>
+      </w:pPr>
+      <w:r>
+        <w:rPr>
+          <w:lang w:val="en-US"/>
+        </w:rPr>
+        <w:t xml:space="preserve">            </w:t>
+      </w:r>
+    </w:p>
+    <w:p>
+      <w:pPr>
+        <w:rPr>
+          <w:lang w:val="en-US"/>
+        </w:rPr>
+      </w:pPr>
+      <w:r>
+        <w:rPr>
+          <w:lang w:val="en-US"/>
+        </w:rPr>
+        <w:t xml:space="preserve">            </w:t>
+      </w:r>
+      <w:proofErr w:type="gramStart"/>
+      <w:r>
+        <w:rPr>
+          <w:lang w:val="en-US"/>
+        </w:rPr>
+        <w:t>result</w:t>
+      </w:r>
+      <w:proofErr w:type="gramEnd"/>
+      <w:r>
+        <w:rPr>
+          <w:lang w:val="en-US"/>
+        </w:rPr>
+        <w:t xml:space="preserve"> = evaluate(expr)</w:t>
+      </w:r>
+    </w:p>
+    <w:p>
+      <w:pPr>
+        <w:rPr>
+          <w:lang w:val="en-US"/>
+        </w:rPr>
+      </w:pPr>
+      <w:r>
+        <w:rPr>
+          <w:lang w:val="en-US"/>
+        </w:rPr>
+        <w:t xml:space="preserve">            </w:t>
+      </w:r>
+      <w:proofErr w:type="gramStart"/>
+      <w:r>
+        <w:rPr>
+          <w:lang w:val="en-US"/>
+        </w:rPr>
+        <w:t>print(</w:t>
+      </w:r>
+      <w:proofErr w:type="gramEnd"/>
+      <w:r>
+        <w:rPr>
+          <w:lang w:val="en-US"/>
+        </w:rPr>
         <w:t>f"</w:t>
       </w:r>
       <w:r>
+        <w:t>Результат</w:t>
+      </w:r>
+      <w:r>
+        <w:rPr>
+          <w:lang w:val="en-US"/>
+        </w:rPr>
+        <w:t>: {result}")</w:t>
+      </w:r>
+    </w:p>
+    <w:p>
+      <w:pPr>
+        <w:rPr>
+          <w:lang w:val="en-US"/>
+        </w:rPr>
+      </w:pPr>
+      <w:r>
+        <w:rPr>
+          <w:lang w:val="en-US"/>
+        </w:rPr>
+        <w:lastRenderedPageBreak/>
+        <w:t xml:space="preserve">            </w:t>
+      </w:r>
+    </w:p>
+    <w:p>
+      <w:pPr>
+        <w:rPr>
+          <w:lang w:val="en-US"/>
+        </w:rPr>
+      </w:pPr>
+      <w:r>
+        <w:rPr>
+          <w:lang w:val="en-US"/>
+        </w:rPr>
+        <w:t xml:space="preserve">        </w:t>
+      </w:r>
+      <w:proofErr w:type="gramStart"/>
+      <w:r>
+        <w:rPr>
+          <w:lang w:val="en-US"/>
+        </w:rPr>
+        <w:t>except</w:t>
+      </w:r>
+      <w:proofErr w:type="gramEnd"/>
+      <w:r>
+        <w:rPr>
+          <w:lang w:val="en-US"/>
+        </w:rPr>
+        <w:t xml:space="preserve"> </w:t>
+      </w:r>
+      <w:proofErr w:type="spellStart"/>
+      <w:r>
+        <w:rPr>
+          <w:lang w:val="en-US"/>
+        </w:rPr>
+        <w:t>ValueError</w:t>
+      </w:r>
+      <w:proofErr w:type="spellEnd"/>
+      <w:r>
+        <w:rPr>
+          <w:lang w:val="en-US"/>
+        </w:rPr>
+        <w:t xml:space="preserve"> as e:</w:t>
+      </w:r>
+    </w:p>
+    <w:p>
+      <w:pPr>
+        <w:rPr>
+          <w:lang w:val="en-US"/>
+        </w:rPr>
+      </w:pPr>
+      <w:r>
+        <w:rPr>
+          <w:lang w:val="en-US"/>
+        </w:rPr>
+        <w:t xml:space="preserve">            </w:t>
+      </w:r>
+      <w:proofErr w:type="gramStart"/>
+      <w:r>
+        <w:rPr>
+          <w:lang w:val="en-US"/>
+        </w:rPr>
+        <w:t>print(</w:t>
+      </w:r>
+      <w:proofErr w:type="gramEnd"/>
+      <w:r>
+        <w:rPr>
+          <w:lang w:val="en-US"/>
+        </w:rPr>
+        <w:t>f"</w:t>
+      </w:r>
+      <w:r>
         <w:t>Ошибка</w:t>
       </w:r>
       <w:r>
@@ -4480,7 +4842,35 @@
         <w:rPr>
           <w:lang w:val="en-US"/>
         </w:rPr>
-        <w:t xml:space="preserve">        except Exception as e:</w:t>
+        <w:t xml:space="preserve">        </w:t>
+      </w:r>
+      <w:proofErr w:type="gramStart"/>
+      <w:r>
+        <w:rPr>
+          <w:lang w:val="en-US"/>
+        </w:rPr>
+        <w:t>except</w:t>
+      </w:r>
+      <w:proofErr w:type="gramEnd"/>
+      <w:r>
+        <w:rPr>
+          <w:lang w:val="en-US"/>
+        </w:rPr>
+        <w:t xml:space="preserve"> </w:t>
+      </w:r>
+      <w:proofErr w:type="spellStart"/>
+      <w:r>
+        <w:rPr>
+          <w:lang w:val="en-US"/>
+        </w:rPr>
+        <w:t>IndexError</w:t>
+      </w:r>
+      <w:proofErr w:type="spellEnd"/>
+      <w:r>
+        <w:rPr>
+          <w:lang w:val="en-US"/>
+        </w:rPr>
+        <w:t xml:space="preserve"> as e:</w:t>
       </w:r>
     </w:p>
     <w:p>
@@ -4525,39 +4915,118 @@
           <w:lang w:val="en-US"/>
         </w:rPr>
       </w:pPr>
-    </w:p>
-    <w:p>
-      <w:pPr>
-        <w:rPr>
-          <w:lang w:val="en-US"/>
-        </w:rPr>
-      </w:pPr>
-    </w:p>
-    <w:p>
-      <w:pPr>
-        <w:rPr>
-          <w:lang w:val="en-US"/>
-        </w:rPr>
-      </w:pPr>
-      <w:r>
-        <w:rPr>
-          <w:lang w:val="en-US"/>
-        </w:rPr>
-        <w:t>if __name__ == "__main__":</w:t>
-      </w:r>
-    </w:p>
-    <w:p>
-      <w:pPr>
-        <w:rPr>
-          <w:lang w:val="en-US"/>
-        </w:rPr>
-      </w:pPr>
-      <w:r>
-        <w:rPr>
-          <w:lang w:val="en-US"/>
-        </w:rPr>
-        <w:t xml:space="preserve">    main()</w:t>
-      </w:r>
+      <w:r>
+        <w:rPr>
+          <w:lang w:val="en-US"/>
+        </w:rPr>
+        <w:t xml:space="preserve">        </w:t>
+      </w:r>
+      <w:proofErr w:type="gramStart"/>
+      <w:r>
+        <w:rPr>
+          <w:lang w:val="en-US"/>
+        </w:rPr>
+        <w:t>except</w:t>
+      </w:r>
+      <w:proofErr w:type="gramEnd"/>
+      <w:r>
+        <w:rPr>
+          <w:lang w:val="en-US"/>
+        </w:rPr>
+        <w:t xml:space="preserve"> Exception as e:</w:t>
+      </w:r>
+    </w:p>
+    <w:p>
+      <w:pPr>
+        <w:rPr>
+          <w:lang w:val="en-US"/>
+        </w:rPr>
+      </w:pPr>
+      <w:r>
+        <w:rPr>
+          <w:lang w:val="en-US"/>
+        </w:rPr>
+        <w:t xml:space="preserve">            </w:t>
+      </w:r>
+      <w:proofErr w:type="gramStart"/>
+      <w:r>
+        <w:rPr>
+          <w:lang w:val="en-US"/>
+        </w:rPr>
+        <w:t>print(</w:t>
+      </w:r>
+      <w:proofErr w:type="gramEnd"/>
+      <w:r>
+        <w:rPr>
+          <w:lang w:val="en-US"/>
+        </w:rPr>
+        <w:t>f"</w:t>
+      </w:r>
+      <w:r>
+        <w:t>Ошибка</w:t>
+      </w:r>
+      <w:r>
+        <w:rPr>
+          <w:lang w:val="en-US"/>
+        </w:rPr>
+        <w:t>: {e}")</w:t>
+      </w:r>
+    </w:p>
+    <w:p>
+      <w:pPr>
+        <w:rPr>
+          <w:lang w:val="en-US"/>
+        </w:rPr>
+      </w:pPr>
+    </w:p>
+    <w:p>
+      <w:pPr>
+        <w:rPr>
+          <w:lang w:val="en-US"/>
+        </w:rPr>
+      </w:pPr>
+    </w:p>
+    <w:p>
+      <w:pPr>
+        <w:rPr>
+          <w:lang w:val="en-US"/>
+        </w:rPr>
+      </w:pPr>
+      <w:proofErr w:type="gramStart"/>
+      <w:r>
+        <w:rPr>
+          <w:lang w:val="en-US"/>
+        </w:rPr>
+        <w:t>if</w:t>
+      </w:r>
+      <w:proofErr w:type="gramEnd"/>
+      <w:r>
+        <w:rPr>
+          <w:lang w:val="en-US"/>
+        </w:rPr>
+        <w:t xml:space="preserve"> __name__ == "__main__":</w:t>
+      </w:r>
+    </w:p>
+    <w:p>
+      <w:pPr>
+        <w:rPr>
+          <w:lang w:val="en-US"/>
+        </w:rPr>
+      </w:pPr>
+      <w:r>
+        <w:rPr>
+          <w:lang w:val="en-US"/>
+        </w:rPr>
+        <w:t xml:space="preserve">    </w:t>
+      </w:r>
+      <w:proofErr w:type="gramStart"/>
+      <w:r>
+        <w:rPr>
+          <w:lang w:val="en-US"/>
+        </w:rPr>
+        <w:t>main()</w:t>
+      </w:r>
+      <w:proofErr w:type="gramEnd"/>
     </w:p>
     <w:p/>
     <w:p/>
@@ -4568,8 +5037,6 @@
           <w:lang w:val="en-US"/>
         </w:rPr>
       </w:pPr>
-      <w:bookmarkStart w:id="5" w:name="_GoBack"/>
-      <w:bookmarkEnd w:id="5"/>
       <w:r>
         <w:t>Задание</w:t>
       </w:r>
@@ -4924,6 +5391,7 @@
         <w:rPr>
           <w:lang w:val="en-US"/>
         </w:rPr>
+        <w:lastRenderedPageBreak/>
         <w:t xml:space="preserve">    </w:t>
       </w:r>
       <w:proofErr w:type="gramStart"/>
@@ -5051,6 +5519,649 @@
       </w:r>
     </w:p>
     <w:p>
+      <w:r>
+        <w:rPr>
+          <w:lang w:val="en-US"/>
+        </w:rPr>
+        <w:t xml:space="preserve">        </w:t>
+      </w:r>
+      <w:proofErr w:type="spellStart"/>
+      <w:r>
+        <w:t>ni</w:t>
+      </w:r>
+      <w:proofErr w:type="spellEnd"/>
+      <w:r>
+        <w:t xml:space="preserve"> = </w:t>
+      </w:r>
+      <w:proofErr w:type="spellStart"/>
+      <w:r>
+        <w:t>parts</w:t>
+      </w:r>
+      <w:proofErr w:type="spellEnd"/>
+      <w:r>
+        <w:t>[0]      # количество соседей</w:t>
+      </w:r>
+    </w:p>
+    <w:p>
+      <w:r>
+        <w:t xml:space="preserve">        </w:t>
+      </w:r>
+      <w:proofErr w:type="spellStart"/>
+      <w:r>
+        <w:t>li</w:t>
+      </w:r>
+      <w:proofErr w:type="spellEnd"/>
+      <w:r>
+        <w:t xml:space="preserve"> = </w:t>
+      </w:r>
+      <w:proofErr w:type="spellStart"/>
+      <w:r>
+        <w:t>parts</w:t>
+      </w:r>
+      <w:proofErr w:type="spellEnd"/>
+      <w:r>
+        <w:t>[1]      # количество писем</w:t>
+      </w:r>
+    </w:p>
+    <w:p>
+      <w:r>
+        <w:t xml:space="preserve">        </w:t>
+      </w:r>
+      <w:proofErr w:type="spellStart"/>
+      <w:r>
+        <w:t>letters</w:t>
+      </w:r>
+      <w:proofErr w:type="spellEnd"/>
+      <w:r>
+        <w:t xml:space="preserve">[i] = </w:t>
+      </w:r>
+      <w:proofErr w:type="spellStart"/>
+      <w:r>
+        <w:t>li</w:t>
+      </w:r>
+      <w:proofErr w:type="spellEnd"/>
+    </w:p>
+    <w:p>
+      <w:r>
+        <w:t xml:space="preserve">        </w:t>
+      </w:r>
+    </w:p>
+    <w:p>
+      <w:r>
+        <w:t xml:space="preserve">        # Добавляем ребра к соседям</w:t>
+      </w:r>
+    </w:p>
+    <w:p>
+      <w:pPr>
+        <w:rPr>
+          <w:lang w:val="en-US"/>
+        </w:rPr>
+      </w:pPr>
+      <w:r>
+        <w:t xml:space="preserve">        </w:t>
+      </w:r>
+      <w:proofErr w:type="gramStart"/>
+      <w:r>
+        <w:rPr>
+          <w:lang w:val="en-US"/>
+        </w:rPr>
+        <w:t>for</w:t>
+      </w:r>
+      <w:proofErr w:type="gramEnd"/>
+      <w:r>
+        <w:rPr>
+          <w:lang w:val="en-US"/>
+        </w:rPr>
+        <w:t xml:space="preserve"> j in range(</w:t>
+      </w:r>
+      <w:proofErr w:type="spellStart"/>
+      <w:r>
+        <w:rPr>
+          <w:lang w:val="en-US"/>
+        </w:rPr>
+        <w:t>ni</w:t>
+      </w:r>
+      <w:proofErr w:type="spellEnd"/>
+      <w:r>
+        <w:rPr>
+          <w:lang w:val="en-US"/>
+        </w:rPr>
+        <w:t>):</w:t>
+      </w:r>
+    </w:p>
+    <w:p>
+      <w:pPr>
+        <w:rPr>
+          <w:lang w:val="en-US"/>
+        </w:rPr>
+      </w:pPr>
+      <w:r>
+        <w:rPr>
+          <w:lang w:val="en-US"/>
+        </w:rPr>
+        <w:t xml:space="preserve">            </w:t>
+      </w:r>
+      <w:proofErr w:type="gramStart"/>
+      <w:r>
+        <w:rPr>
+          <w:lang w:val="en-US"/>
+        </w:rPr>
+        <w:t>neighbor</w:t>
+      </w:r>
+      <w:proofErr w:type="gramEnd"/>
+      <w:r>
+        <w:rPr>
+          <w:lang w:val="en-US"/>
+        </w:rPr>
+        <w:t xml:space="preserve"> = parts[2 + j]</w:t>
+      </w:r>
+    </w:p>
+    <w:p>
+      <w:pPr>
+        <w:rPr>
+          <w:lang w:val="en-US"/>
+        </w:rPr>
+      </w:pPr>
+      <w:r>
+        <w:rPr>
+          <w:lang w:val="en-US"/>
+        </w:rPr>
+        <w:t xml:space="preserve">            </w:t>
+      </w:r>
+      <w:proofErr w:type="spellStart"/>
+      <w:proofErr w:type="gramStart"/>
+      <w:r>
+        <w:rPr>
+          <w:lang w:val="en-US"/>
+        </w:rPr>
+        <w:t>adj</w:t>
+      </w:r>
+      <w:proofErr w:type="spellEnd"/>
+      <w:r>
+        <w:rPr>
+          <w:lang w:val="en-US"/>
+        </w:rPr>
+        <w:t>[</w:t>
+      </w:r>
+      <w:proofErr w:type="spellStart"/>
+      <w:proofErr w:type="gramEnd"/>
+      <w:r>
+        <w:rPr>
+          <w:lang w:val="en-US"/>
+        </w:rPr>
+        <w:t>i</w:t>
+      </w:r>
+      <w:proofErr w:type="spellEnd"/>
+      <w:r>
+        <w:rPr>
+          <w:lang w:val="en-US"/>
+        </w:rPr>
+        <w:t>].append(neighbor)</w:t>
+      </w:r>
+    </w:p>
+    <w:p>
+      <w:pPr>
+        <w:rPr>
+          <w:lang w:val="en-US"/>
+        </w:rPr>
+      </w:pPr>
+      <w:r>
+        <w:rPr>
+          <w:lang w:val="en-US"/>
+        </w:rPr>
+        <w:t xml:space="preserve">    </w:t>
+      </w:r>
+    </w:p>
+    <w:p>
+      <w:pPr>
+        <w:rPr>
+          <w:lang w:val="en-US"/>
+        </w:rPr>
+      </w:pPr>
+      <w:r>
+        <w:rPr>
+          <w:lang w:val="en-US"/>
+        </w:rPr>
+        <w:t xml:space="preserve">    </w:t>
+      </w:r>
+      <w:proofErr w:type="gramStart"/>
+      <w:r>
+        <w:rPr>
+          <w:lang w:val="en-US"/>
+        </w:rPr>
+        <w:t>return</w:t>
+      </w:r>
+      <w:proofErr w:type="gramEnd"/>
+      <w:r>
+        <w:rPr>
+          <w:lang w:val="en-US"/>
+        </w:rPr>
+        <w:t xml:space="preserve"> </w:t>
+      </w:r>
+      <w:proofErr w:type="spellStart"/>
+      <w:r>
+        <w:rPr>
+          <w:lang w:val="en-US"/>
+        </w:rPr>
+        <w:t>adj</w:t>
+      </w:r>
+      <w:proofErr w:type="spellEnd"/>
+      <w:r>
+        <w:rPr>
+          <w:lang w:val="en-US"/>
+        </w:rPr>
+        <w:t>, letters, n</w:t>
+      </w:r>
+    </w:p>
+    <w:p>
+      <w:pPr>
+        <w:rPr>
+          <w:lang w:val="en-US"/>
+        </w:rPr>
+      </w:pPr>
+    </w:p>
+    <w:p>
+      <w:pPr>
+        <w:rPr>
+          <w:lang w:val="en-US"/>
+        </w:rPr>
+      </w:pPr>
+    </w:p>
+    <w:p>
+      <w:pPr>
+        <w:rPr>
+          <w:lang w:val="en-US"/>
+        </w:rPr>
+      </w:pPr>
+      <w:proofErr w:type="spellStart"/>
+      <w:proofErr w:type="gramStart"/>
+      <w:r>
+        <w:rPr>
+          <w:lang w:val="en-US"/>
+        </w:rPr>
+        <w:t>def</w:t>
+      </w:r>
+      <w:proofErr w:type="spellEnd"/>
+      <w:proofErr w:type="gramEnd"/>
+      <w:r>
+        <w:rPr>
+          <w:lang w:val="en-US"/>
+        </w:rPr>
+        <w:t xml:space="preserve"> </w:t>
+      </w:r>
+      <w:proofErr w:type="spellStart"/>
+      <w:r>
+        <w:rPr>
+          <w:lang w:val="en-US"/>
+        </w:rPr>
+        <w:t>dfs</w:t>
+      </w:r>
+      <w:proofErr w:type="spellEnd"/>
+      <w:r>
+        <w:rPr>
+          <w:lang w:val="en-US"/>
+        </w:rPr>
+        <w:t xml:space="preserve">(u, parent, </w:t>
+      </w:r>
+      <w:proofErr w:type="spellStart"/>
+      <w:r>
+        <w:rPr>
+          <w:lang w:val="en-US"/>
+        </w:rPr>
+        <w:t>adj</w:t>
+      </w:r>
+      <w:proofErr w:type="spellEnd"/>
+      <w:r>
+        <w:rPr>
+          <w:lang w:val="en-US"/>
+        </w:rPr>
+        <w:t>, letters):</w:t>
+      </w:r>
+    </w:p>
+    <w:p>
+      <w:r>
+        <w:rPr>
+          <w:lang w:val="en-US"/>
+        </w:rPr>
+        <w:t xml:space="preserve">    </w:t>
+      </w:r>
+      <w:r>
+        <w:t>"""</w:t>
+      </w:r>
+    </w:p>
+    <w:p>
+      <w:r>
+        <w:t xml:space="preserve">    Обход дерева.</w:t>
+      </w:r>
+    </w:p>
+    <w:p>
+      <w:r>
+        <w:t xml:space="preserve">    Возвращает: (количество ребер с письмами, максимальная глубина до письма)</w:t>
+      </w:r>
+    </w:p>
+    <w:p>
+      <w:r>
+        <w:t xml:space="preserve">    """</w:t>
+      </w:r>
+    </w:p>
+    <w:p>
+      <w:r>
+        <w:t xml:space="preserve">    </w:t>
+      </w:r>
+      <w:proofErr w:type="spellStart"/>
+      <w:r>
+        <w:t>edges</w:t>
+      </w:r>
+      <w:proofErr w:type="spellEnd"/>
+      <w:r>
+        <w:t xml:space="preserve"> = 0</w:t>
+      </w:r>
+    </w:p>
+    <w:p>
+      <w:r>
+        <w:t xml:space="preserve">    </w:t>
+      </w:r>
+      <w:proofErr w:type="spellStart"/>
+      <w:r>
+        <w:t>max_depth</w:t>
+      </w:r>
+      <w:proofErr w:type="spellEnd"/>
+      <w:r>
+        <w:t xml:space="preserve"> = -</w:t>
+      </w:r>
+      <w:proofErr w:type="gramStart"/>
+      <w:r>
+        <w:t>1  #</w:t>
+      </w:r>
+      <w:proofErr w:type="gramEnd"/>
+      <w:r>
+        <w:t xml:space="preserve"> -1 значит нет писем</w:t>
+      </w:r>
+    </w:p>
+    <w:p>
+      <w:r>
+        <w:t xml:space="preserve">    </w:t>
+      </w:r>
+    </w:p>
+    <w:p>
+      <w:r>
+        <w:t xml:space="preserve">    # Проверяем письмо в текущей вершине</w:t>
+      </w:r>
+    </w:p>
+    <w:p>
+      <w:pPr>
+        <w:rPr>
+          <w:lang w:val="en-US"/>
+        </w:rPr>
+      </w:pPr>
+      <w:r>
+        <w:t xml:space="preserve">    </w:t>
+      </w:r>
+      <w:proofErr w:type="gramStart"/>
+      <w:r>
+        <w:rPr>
+          <w:lang w:val="en-US"/>
+        </w:rPr>
+        <w:t>if</w:t>
+      </w:r>
+      <w:proofErr w:type="gramEnd"/>
+      <w:r>
+        <w:rPr>
+          <w:lang w:val="en-US"/>
+        </w:rPr>
+        <w:t xml:space="preserve"> letters[u] &gt; 0:</w:t>
+      </w:r>
+    </w:p>
+    <w:p>
+      <w:pPr>
+        <w:rPr>
+          <w:lang w:val="en-US"/>
+        </w:rPr>
+      </w:pPr>
+      <w:r>
+        <w:rPr>
+          <w:lang w:val="en-US"/>
+        </w:rPr>
+        <w:t xml:space="preserve">        </w:t>
+      </w:r>
+      <w:proofErr w:type="spellStart"/>
+      <w:r>
+        <w:rPr>
+          <w:lang w:val="en-US"/>
+        </w:rPr>
+        <w:t>max_depth</w:t>
+      </w:r>
+      <w:proofErr w:type="spellEnd"/>
+      <w:r>
+        <w:rPr>
+          <w:lang w:val="en-US"/>
+        </w:rPr>
+        <w:t xml:space="preserve"> = 0</w:t>
+      </w:r>
+    </w:p>
+    <w:p>
+      <w:pPr>
+        <w:rPr>
+          <w:lang w:val="en-US"/>
+        </w:rPr>
+      </w:pPr>
+      <w:r>
+        <w:rPr>
+          <w:lang w:val="en-US"/>
+        </w:rPr>
+        <w:t xml:space="preserve">    </w:t>
+      </w:r>
+    </w:p>
+    <w:p>
+      <w:pPr>
+        <w:rPr>
+          <w:lang w:val="en-US"/>
+        </w:rPr>
+      </w:pPr>
+      <w:r>
+        <w:rPr>
+          <w:lang w:val="en-US"/>
+        </w:rPr>
+        <w:t xml:space="preserve">    # </w:t>
+      </w:r>
+      <w:r>
+        <w:t>Обходим</w:t>
+      </w:r>
+      <w:r>
+        <w:rPr>
+          <w:lang w:val="en-US"/>
+        </w:rPr>
+        <w:t xml:space="preserve"> </w:t>
+      </w:r>
+      <w:r>
+        <w:t>соседей</w:t>
+      </w:r>
+    </w:p>
+    <w:p>
+      <w:pPr>
+        <w:rPr>
+          <w:lang w:val="en-US"/>
+        </w:rPr>
+      </w:pPr>
+      <w:r>
+        <w:rPr>
+          <w:lang w:val="en-US"/>
+        </w:rPr>
+        <w:t xml:space="preserve">    </w:t>
+      </w:r>
+      <w:proofErr w:type="gramStart"/>
+      <w:r>
+        <w:rPr>
+          <w:lang w:val="en-US"/>
+        </w:rPr>
+        <w:t>for</w:t>
+      </w:r>
+      <w:proofErr w:type="gramEnd"/>
+      <w:r>
+        <w:rPr>
+          <w:lang w:val="en-US"/>
+        </w:rPr>
+        <w:t xml:space="preserve"> v in </w:t>
+      </w:r>
+      <w:proofErr w:type="spellStart"/>
+      <w:r>
+        <w:rPr>
+          <w:lang w:val="en-US"/>
+        </w:rPr>
+        <w:t>adj</w:t>
+      </w:r>
+      <w:proofErr w:type="spellEnd"/>
+      <w:r>
+        <w:rPr>
+          <w:lang w:val="en-US"/>
+        </w:rPr>
+        <w:t>[u]:</w:t>
+      </w:r>
+    </w:p>
+    <w:p>
+      <w:pPr>
+        <w:rPr>
+          <w:lang w:val="en-US"/>
+        </w:rPr>
+      </w:pPr>
+      <w:r>
+        <w:rPr>
+          <w:lang w:val="en-US"/>
+        </w:rPr>
+        <w:t xml:space="preserve">        </w:t>
+      </w:r>
+      <w:proofErr w:type="gramStart"/>
+      <w:r>
+        <w:rPr>
+          <w:lang w:val="en-US"/>
+        </w:rPr>
+        <w:t>if</w:t>
+      </w:r>
+      <w:proofErr w:type="gramEnd"/>
+      <w:r>
+        <w:rPr>
+          <w:lang w:val="en-US"/>
+        </w:rPr>
+        <w:t xml:space="preserve"> v == parent:</w:t>
+      </w:r>
+    </w:p>
+    <w:p>
+      <w:pPr>
+        <w:rPr>
+          <w:lang w:val="en-US"/>
+        </w:rPr>
+      </w:pPr>
+      <w:r>
+        <w:rPr>
+          <w:lang w:val="en-US"/>
+        </w:rPr>
+        <w:t xml:space="preserve">            </w:t>
+      </w:r>
+      <w:proofErr w:type="gramStart"/>
+      <w:r>
+        <w:rPr>
+          <w:lang w:val="en-US"/>
+        </w:rPr>
+        <w:t>continue</w:t>
+      </w:r>
+      <w:proofErr w:type="gramEnd"/>
+    </w:p>
+    <w:p>
+      <w:pPr>
+        <w:rPr>
+          <w:lang w:val="en-US"/>
+        </w:rPr>
+      </w:pPr>
+      <w:r>
+        <w:rPr>
+          <w:lang w:val="en-US"/>
+        </w:rPr>
+        <w:t xml:space="preserve">        </w:t>
+      </w:r>
+    </w:p>
+    <w:p>
+      <w:pPr>
+        <w:rPr>
+          <w:lang w:val="en-US"/>
+        </w:rPr>
+      </w:pPr>
+      <w:r>
+        <w:rPr>
+          <w:lang w:val="en-US"/>
+        </w:rPr>
+        <w:t xml:space="preserve">        </w:t>
+      </w:r>
+      <w:proofErr w:type="spellStart"/>
+      <w:r>
+        <w:rPr>
+          <w:lang w:val="en-US"/>
+        </w:rPr>
+        <w:t>child_edges</w:t>
+      </w:r>
+      <w:proofErr w:type="spellEnd"/>
+      <w:r>
+        <w:rPr>
+          <w:lang w:val="en-US"/>
+        </w:rPr>
+        <w:t xml:space="preserve">, </w:t>
+      </w:r>
+      <w:proofErr w:type="spellStart"/>
+      <w:r>
+        <w:rPr>
+          <w:lang w:val="en-US"/>
+        </w:rPr>
+        <w:t>child_depth</w:t>
+      </w:r>
+      <w:proofErr w:type="spellEnd"/>
+      <w:r>
+        <w:rPr>
+          <w:lang w:val="en-US"/>
+        </w:rPr>
+        <w:t xml:space="preserve"> = </w:t>
+      </w:r>
+      <w:proofErr w:type="spellStart"/>
+      <w:proofErr w:type="gramStart"/>
+      <w:r>
+        <w:rPr>
+          <w:lang w:val="en-US"/>
+        </w:rPr>
+        <w:t>dfs</w:t>
+      </w:r>
+      <w:proofErr w:type="spellEnd"/>
+      <w:r>
+        <w:rPr>
+          <w:lang w:val="en-US"/>
+        </w:rPr>
+        <w:t>(</w:t>
+      </w:r>
+      <w:proofErr w:type="gramEnd"/>
+      <w:r>
+        <w:rPr>
+          <w:lang w:val="en-US"/>
+        </w:rPr>
+        <w:t xml:space="preserve">v, u, </w:t>
+      </w:r>
+      <w:proofErr w:type="spellStart"/>
+      <w:r>
+        <w:rPr>
+          <w:lang w:val="en-US"/>
+        </w:rPr>
+        <w:t>adj</w:t>
+      </w:r>
+      <w:proofErr w:type="spellEnd"/>
+      <w:r>
+        <w:rPr>
+          <w:lang w:val="en-US"/>
+        </w:rPr>
+        <w:t>, letters)</w:t>
+      </w:r>
+    </w:p>
+    <w:p>
+      <w:pPr>
+        <w:rPr>
+          <w:lang w:val="en-US"/>
+        </w:rPr>
+      </w:pPr>
       <w:r>
         <w:rPr>
           <w:lang w:val="en-US"/>
@@ -5058,21 +6169,512 @@
         <w:lastRenderedPageBreak/>
         <w:t xml:space="preserve">        </w:t>
       </w:r>
-      <w:proofErr w:type="spellStart"/>
-      <w:r>
-        <w:t>ni</w:t>
-      </w:r>
-      <w:proofErr w:type="spellEnd"/>
-      <w:r>
+    </w:p>
+    <w:p>
+      <w:r>
+        <w:rPr>
+          <w:lang w:val="en-US"/>
+        </w:rPr>
+        <w:t xml:space="preserve">        </w:t>
+      </w:r>
+      <w:r>
+        <w:t># Если у ребенка есть письма, учитываем ребро</w:t>
+      </w:r>
+    </w:p>
+    <w:p>
+      <w:pPr>
+        <w:rPr>
+          <w:lang w:val="en-US"/>
+        </w:rPr>
+      </w:pPr>
+      <w:r>
+        <w:t xml:space="preserve">        </w:t>
+      </w:r>
+      <w:proofErr w:type="gramStart"/>
+      <w:r>
+        <w:rPr>
+          <w:lang w:val="en-US"/>
+        </w:rPr>
+        <w:t>if</w:t>
+      </w:r>
+      <w:proofErr w:type="gramEnd"/>
+      <w:r>
+        <w:rPr>
+          <w:lang w:val="en-US"/>
+        </w:rPr>
+        <w:t xml:space="preserve"> </w:t>
+      </w:r>
+      <w:proofErr w:type="spellStart"/>
+      <w:r>
+        <w:rPr>
+          <w:lang w:val="en-US"/>
+        </w:rPr>
+        <w:t>child_depth</w:t>
+      </w:r>
+      <w:proofErr w:type="spellEnd"/>
+      <w:r>
+        <w:rPr>
+          <w:lang w:val="en-US"/>
+        </w:rPr>
+        <w:t xml:space="preserve"> != -1:</w:t>
+      </w:r>
+    </w:p>
+    <w:p>
+      <w:pPr>
+        <w:rPr>
+          <w:lang w:val="en-US"/>
+        </w:rPr>
+      </w:pPr>
+      <w:r>
+        <w:rPr>
+          <w:lang w:val="en-US"/>
+        </w:rPr>
+        <w:t xml:space="preserve">            </w:t>
+      </w:r>
+      <w:proofErr w:type="gramStart"/>
+      <w:r>
+        <w:rPr>
+          <w:lang w:val="en-US"/>
+        </w:rPr>
+        <w:t>edges</w:t>
+      </w:r>
+      <w:proofErr w:type="gramEnd"/>
+      <w:r>
+        <w:rPr>
+          <w:lang w:val="en-US"/>
+        </w:rPr>
+        <w:t xml:space="preserve"> += 1 + </w:t>
+      </w:r>
+      <w:proofErr w:type="spellStart"/>
+      <w:r>
+        <w:rPr>
+          <w:lang w:val="en-US"/>
+        </w:rPr>
+        <w:t>child_edges</w:t>
+      </w:r>
+      <w:proofErr w:type="spellEnd"/>
+    </w:p>
+    <w:p>
+      <w:pPr>
+        <w:rPr>
+          <w:lang w:val="en-US"/>
+        </w:rPr>
+      </w:pPr>
+      <w:r>
+        <w:rPr>
+          <w:lang w:val="en-US"/>
+        </w:rPr>
+        <w:t xml:space="preserve">            </w:t>
+      </w:r>
+      <w:proofErr w:type="gramStart"/>
+      <w:r>
+        <w:rPr>
+          <w:lang w:val="en-US"/>
+        </w:rPr>
+        <w:t>if</w:t>
+      </w:r>
+      <w:proofErr w:type="gramEnd"/>
+      <w:r>
+        <w:rPr>
+          <w:lang w:val="en-US"/>
+        </w:rPr>
+        <w:t xml:space="preserve"> </w:t>
+      </w:r>
+      <w:proofErr w:type="spellStart"/>
+      <w:r>
+        <w:rPr>
+          <w:lang w:val="en-US"/>
+        </w:rPr>
+        <w:t>child_depth</w:t>
+      </w:r>
+      <w:proofErr w:type="spellEnd"/>
+      <w:r>
+        <w:rPr>
+          <w:lang w:val="en-US"/>
+        </w:rPr>
+        <w:t xml:space="preserve"> + 1 &gt; </w:t>
+      </w:r>
+      <w:proofErr w:type="spellStart"/>
+      <w:r>
+        <w:rPr>
+          <w:lang w:val="en-US"/>
+        </w:rPr>
+        <w:t>max_depth</w:t>
+      </w:r>
+      <w:proofErr w:type="spellEnd"/>
+      <w:r>
+        <w:rPr>
+          <w:lang w:val="en-US"/>
+        </w:rPr>
+        <w:t>:</w:t>
+      </w:r>
+    </w:p>
+    <w:p>
+      <w:pPr>
+        <w:rPr>
+          <w:lang w:val="en-US"/>
+        </w:rPr>
+      </w:pPr>
+      <w:r>
+        <w:rPr>
+          <w:lang w:val="en-US"/>
+        </w:rPr>
+        <w:t xml:space="preserve">                </w:t>
+      </w:r>
+      <w:proofErr w:type="spellStart"/>
+      <w:r>
+        <w:rPr>
+          <w:lang w:val="en-US"/>
+        </w:rPr>
+        <w:t>max_depth</w:t>
+      </w:r>
+      <w:proofErr w:type="spellEnd"/>
+      <w:r>
+        <w:rPr>
+          <w:lang w:val="en-US"/>
+        </w:rPr>
         <w:t xml:space="preserve"> = </w:t>
       </w:r>
       <w:proofErr w:type="spellStart"/>
       <w:r>
-        <w:t>parts</w:t>
-      </w:r>
-      <w:proofErr w:type="spellEnd"/>
-      <w:r>
-        <w:t>[0]      # количество соседей</w:t>
+        <w:rPr>
+          <w:lang w:val="en-US"/>
+        </w:rPr>
+        <w:t>child_depth</w:t>
+      </w:r>
+      <w:proofErr w:type="spellEnd"/>
+      <w:r>
+        <w:rPr>
+          <w:lang w:val="en-US"/>
+        </w:rPr>
+        <w:t xml:space="preserve"> + 1</w:t>
+      </w:r>
+    </w:p>
+    <w:p>
+      <w:pPr>
+        <w:rPr>
+          <w:lang w:val="en-US"/>
+        </w:rPr>
+      </w:pPr>
+      <w:r>
+        <w:rPr>
+          <w:lang w:val="en-US"/>
+        </w:rPr>
+        <w:t xml:space="preserve">    </w:t>
+      </w:r>
+    </w:p>
+    <w:p>
+      <w:pPr>
+        <w:rPr>
+          <w:lang w:val="en-US"/>
+        </w:rPr>
+      </w:pPr>
+      <w:r>
+        <w:rPr>
+          <w:lang w:val="en-US"/>
+        </w:rPr>
+        <w:t xml:space="preserve">    </w:t>
+      </w:r>
+      <w:proofErr w:type="gramStart"/>
+      <w:r>
+        <w:rPr>
+          <w:lang w:val="en-US"/>
+        </w:rPr>
+        <w:t>return</w:t>
+      </w:r>
+      <w:proofErr w:type="gramEnd"/>
+      <w:r>
+        <w:rPr>
+          <w:lang w:val="en-US"/>
+        </w:rPr>
+        <w:t xml:space="preserve"> edges, </w:t>
+      </w:r>
+      <w:proofErr w:type="spellStart"/>
+      <w:r>
+        <w:rPr>
+          <w:lang w:val="en-US"/>
+        </w:rPr>
+        <w:t>max_depth</w:t>
+      </w:r>
+      <w:proofErr w:type="spellEnd"/>
+    </w:p>
+    <w:p>
+      <w:pPr>
+        <w:rPr>
+          <w:lang w:val="en-US"/>
+        </w:rPr>
+      </w:pPr>
+    </w:p>
+    <w:p>
+      <w:pPr>
+        <w:rPr>
+          <w:lang w:val="en-US"/>
+        </w:rPr>
+      </w:pPr>
+    </w:p>
+    <w:p>
+      <w:pPr>
+        <w:rPr>
+          <w:lang w:val="en-US"/>
+        </w:rPr>
+      </w:pPr>
+      <w:proofErr w:type="spellStart"/>
+      <w:proofErr w:type="gramStart"/>
+      <w:r>
+        <w:rPr>
+          <w:lang w:val="en-US"/>
+        </w:rPr>
+        <w:t>def</w:t>
+      </w:r>
+      <w:proofErr w:type="spellEnd"/>
+      <w:proofErr w:type="gramEnd"/>
+      <w:r>
+        <w:rPr>
+          <w:lang w:val="en-US"/>
+        </w:rPr>
+        <w:t xml:space="preserve"> solve(filename):</w:t>
+      </w:r>
+    </w:p>
+    <w:p>
+      <w:r>
+        <w:rPr>
+          <w:lang w:val="en-US"/>
+        </w:rPr>
+        <w:t xml:space="preserve">    </w:t>
+      </w:r>
+      <w:r>
+        <w:t>"""</w:t>
+      </w:r>
+    </w:p>
+    <w:p>
+      <w:r>
+        <w:t xml:space="preserve">    </w:t>
+      </w:r>
+      <w:r>
+        <w:t>Решает</w:t>
+      </w:r>
+      <w:r>
+        <w:t xml:space="preserve"> </w:t>
+      </w:r>
+      <w:r>
+        <w:t>задачу</w:t>
+      </w:r>
+      <w:r>
+        <w:t>.</w:t>
+      </w:r>
+    </w:p>
+    <w:p>
+      <w:r>
+        <w:t xml:space="preserve">    </w:t>
+      </w:r>
+      <w:r>
+        <w:t>Формула</w:t>
+      </w:r>
+      <w:r>
+        <w:t xml:space="preserve">: 2 * </w:t>
+      </w:r>
+      <w:r>
+        <w:t>ребер</w:t>
+      </w:r>
+      <w:r>
+        <w:t xml:space="preserve"> - </w:t>
+      </w:r>
+      <w:proofErr w:type="spellStart"/>
+      <w:r>
+        <w:t>максимальная</w:t>
+      </w:r>
+      <w:r>
+        <w:t>_</w:t>
+      </w:r>
+      <w:r>
+        <w:t>глубина</w:t>
+      </w:r>
+      <w:proofErr w:type="spellEnd"/>
+    </w:p>
+    <w:p>
+      <w:pPr>
+        <w:rPr>
+          <w:lang w:val="en-US"/>
+        </w:rPr>
+      </w:pPr>
+      <w:r>
+        <w:t xml:space="preserve">    </w:t>
+      </w:r>
+      <w:r>
+        <w:rPr>
+          <w:lang w:val="en-US"/>
+        </w:rPr>
+        <w:t>"""</w:t>
+      </w:r>
+    </w:p>
+    <w:p>
+      <w:pPr>
+        <w:rPr>
+          <w:lang w:val="en-US"/>
+        </w:rPr>
+      </w:pPr>
+      <w:r>
+        <w:rPr>
+          <w:lang w:val="en-US"/>
+        </w:rPr>
+        <w:t xml:space="preserve">    </w:t>
+      </w:r>
+      <w:proofErr w:type="spellStart"/>
+      <w:proofErr w:type="gramStart"/>
+      <w:r>
+        <w:rPr>
+          <w:lang w:val="en-US"/>
+        </w:rPr>
+        <w:t>adj</w:t>
+      </w:r>
+      <w:proofErr w:type="spellEnd"/>
+      <w:proofErr w:type="gramEnd"/>
+      <w:r>
+        <w:rPr>
+          <w:lang w:val="en-US"/>
+        </w:rPr>
+        <w:t xml:space="preserve">, letters, n = </w:t>
+      </w:r>
+      <w:proofErr w:type="spellStart"/>
+      <w:r>
+        <w:rPr>
+          <w:lang w:val="en-US"/>
+        </w:rPr>
+        <w:t>read_graph</w:t>
+      </w:r>
+      <w:proofErr w:type="spellEnd"/>
+      <w:r>
+        <w:rPr>
+          <w:lang w:val="en-US"/>
+        </w:rPr>
+        <w:t>(filename)</w:t>
+      </w:r>
+    </w:p>
+    <w:p>
+      <w:pPr>
+        <w:rPr>
+          <w:lang w:val="en-US"/>
+        </w:rPr>
+      </w:pPr>
+      <w:r>
+        <w:rPr>
+          <w:lang w:val="en-US"/>
+        </w:rPr>
+        <w:t xml:space="preserve">    </w:t>
+      </w:r>
+    </w:p>
+    <w:p>
+      <w:r>
+        <w:rPr>
+          <w:lang w:val="en-US"/>
+        </w:rPr>
+        <w:t xml:space="preserve">    </w:t>
+      </w:r>
+      <w:r>
+        <w:t># Запускаем DFS от корня (вершина 1)</w:t>
+      </w:r>
+    </w:p>
+    <w:p>
+      <w:pPr>
+        <w:rPr>
+          <w:lang w:val="en-US"/>
+        </w:rPr>
+      </w:pPr>
+      <w:r>
+        <w:t xml:space="preserve">    </w:t>
+      </w:r>
+      <w:proofErr w:type="gramStart"/>
+      <w:r>
+        <w:rPr>
+          <w:lang w:val="en-US"/>
+        </w:rPr>
+        <w:t>edges</w:t>
+      </w:r>
+      <w:proofErr w:type="gramEnd"/>
+      <w:r>
+        <w:rPr>
+          <w:lang w:val="en-US"/>
+        </w:rPr>
+        <w:t xml:space="preserve">, </w:t>
+      </w:r>
+      <w:proofErr w:type="spellStart"/>
+      <w:r>
+        <w:rPr>
+          <w:lang w:val="en-US"/>
+        </w:rPr>
+        <w:t>max_depth</w:t>
+      </w:r>
+      <w:proofErr w:type="spellEnd"/>
+      <w:r>
+        <w:rPr>
+          <w:lang w:val="en-US"/>
+        </w:rPr>
+        <w:t xml:space="preserve"> = </w:t>
+      </w:r>
+      <w:proofErr w:type="spellStart"/>
+      <w:r>
+        <w:rPr>
+          <w:lang w:val="en-US"/>
+        </w:rPr>
+        <w:t>dfs</w:t>
+      </w:r>
+      <w:proofErr w:type="spellEnd"/>
+      <w:r>
+        <w:rPr>
+          <w:lang w:val="en-US"/>
+        </w:rPr>
+        <w:t xml:space="preserve">(1, 0, </w:t>
+      </w:r>
+      <w:proofErr w:type="spellStart"/>
+      <w:r>
+        <w:rPr>
+          <w:lang w:val="en-US"/>
+        </w:rPr>
+        <w:t>adj</w:t>
+      </w:r>
+      <w:proofErr w:type="spellEnd"/>
+      <w:r>
+        <w:rPr>
+          <w:lang w:val="en-US"/>
+        </w:rPr>
+        <w:t>, letters)</w:t>
+      </w:r>
+    </w:p>
+    <w:p>
+      <w:pPr>
+        <w:rPr>
+          <w:lang w:val="en-US"/>
+        </w:rPr>
+      </w:pPr>
+      <w:r>
+        <w:rPr>
+          <w:lang w:val="en-US"/>
+        </w:rPr>
+        <w:t xml:space="preserve">    </w:t>
+      </w:r>
+    </w:p>
+    <w:p>
+      <w:r>
+        <w:rPr>
+          <w:lang w:val="en-US"/>
+        </w:rPr>
+        <w:t xml:space="preserve">    </w:t>
+      </w:r>
+      <w:proofErr w:type="spellStart"/>
+      <w:r>
+        <w:t>if</w:t>
+      </w:r>
+      <w:proofErr w:type="spellEnd"/>
+      <w:r>
+        <w:t xml:space="preserve"> </w:t>
+      </w:r>
+      <w:proofErr w:type="spellStart"/>
+      <w:r>
+        <w:t>max_depth</w:t>
+      </w:r>
+      <w:proofErr w:type="spellEnd"/>
+      <w:r>
+        <w:t xml:space="preserve"> == -1:</w:t>
       </w:r>
     </w:p>
     <w:p>
@@ -5081,1487 +6683,352 @@
       </w:r>
       <w:proofErr w:type="spellStart"/>
       <w:r>
-        <w:t>li</w:t>
-      </w:r>
-      <w:proofErr w:type="spellEnd"/>
-      <w:r>
-        <w:t xml:space="preserve"> = </w:t>
-      </w:r>
-      <w:proofErr w:type="spellStart"/>
-      <w:r>
-        <w:t>parts</w:t>
-      </w:r>
-      <w:proofErr w:type="spellEnd"/>
-      <w:r>
-        <w:t>[1]      # количество писем</w:t>
-      </w:r>
-    </w:p>
-    <w:p>
-      <w:r>
+        <w:t>return</w:t>
+      </w:r>
+      <w:proofErr w:type="spellEnd"/>
+      <w:r>
+        <w:t xml:space="preserve"> 0</w:t>
+      </w:r>
+    </w:p>
+    <w:p>
+      <w:r>
+        <w:t xml:space="preserve">    </w:t>
+      </w:r>
+    </w:p>
+    <w:p>
+      <w:r>
+        <w:t xml:space="preserve">    # Корень (вершина 1) не считается за извинение</w:t>
+      </w:r>
+    </w:p>
+    <w:p>
+      <w:pPr>
+        <w:rPr>
+          <w:lang w:val="en-US"/>
+        </w:rPr>
+      </w:pPr>
+      <w:r>
+        <w:t xml:space="preserve">    </w:t>
+      </w:r>
+      <w:proofErr w:type="gramStart"/>
+      <w:r>
+        <w:rPr>
+          <w:lang w:val="en-US"/>
+        </w:rPr>
+        <w:t>result</w:t>
+      </w:r>
+      <w:proofErr w:type="gramEnd"/>
+      <w:r>
+        <w:rPr>
+          <w:lang w:val="en-US"/>
+        </w:rPr>
+        <w:t xml:space="preserve"> = 2 * edges - </w:t>
+      </w:r>
+      <w:proofErr w:type="spellStart"/>
+      <w:r>
+        <w:rPr>
+          <w:lang w:val="en-US"/>
+        </w:rPr>
+        <w:t>max_depth</w:t>
+      </w:r>
+      <w:proofErr w:type="spellEnd"/>
+    </w:p>
+    <w:p>
+      <w:pPr>
+        <w:rPr>
+          <w:lang w:val="en-US"/>
+        </w:rPr>
+      </w:pPr>
+      <w:r>
+        <w:rPr>
+          <w:lang w:val="en-US"/>
+        </w:rPr>
+        <w:t xml:space="preserve">    </w:t>
+      </w:r>
+      <w:proofErr w:type="gramStart"/>
+      <w:r>
+        <w:rPr>
+          <w:lang w:val="en-US"/>
+        </w:rPr>
+        <w:t>if</w:t>
+      </w:r>
+      <w:proofErr w:type="gramEnd"/>
+      <w:r>
+        <w:rPr>
+          <w:lang w:val="en-US"/>
+        </w:rPr>
+        <w:t xml:space="preserve"> letters[1] == 0:</w:t>
+      </w:r>
+    </w:p>
+    <w:p>
+      <w:pPr>
+        <w:rPr>
+          <w:lang w:val="en-US"/>
+        </w:rPr>
+      </w:pPr>
+      <w:r>
+        <w:rPr>
+          <w:lang w:val="en-US"/>
+        </w:rPr>
         <w:t xml:space="preserve">        </w:t>
       </w:r>
-      <w:proofErr w:type="spellStart"/>
-      <w:r>
-        <w:t>letters</w:t>
-      </w:r>
-      <w:proofErr w:type="spellEnd"/>
-      <w:r>
-        <w:t xml:space="preserve">[i] = </w:t>
-      </w:r>
-      <w:proofErr w:type="spellStart"/>
-      <w:r>
-        <w:t>li</w:t>
-      </w:r>
-      <w:proofErr w:type="spellEnd"/>
-    </w:p>
-    <w:p>
-      <w:r>
+      <w:proofErr w:type="gramStart"/>
+      <w:r>
+        <w:rPr>
+          <w:lang w:val="en-US"/>
+        </w:rPr>
+        <w:t>result</w:t>
+      </w:r>
+      <w:proofErr w:type="gramEnd"/>
+      <w:r>
+        <w:rPr>
+          <w:lang w:val="en-US"/>
+        </w:rPr>
+        <w:t xml:space="preserve"> -= 1</w:t>
+      </w:r>
+    </w:p>
+    <w:p>
+      <w:pPr>
+        <w:rPr>
+          <w:lang w:val="en-US"/>
+        </w:rPr>
+      </w:pPr>
+      <w:r>
+        <w:rPr>
+          <w:lang w:val="en-US"/>
+        </w:rPr>
+        <w:t xml:space="preserve">    </w:t>
+      </w:r>
+    </w:p>
+    <w:p>
+      <w:pPr>
+        <w:rPr>
+          <w:lang w:val="en-US"/>
+        </w:rPr>
+      </w:pPr>
+      <w:r>
+        <w:rPr>
+          <w:lang w:val="en-US"/>
+        </w:rPr>
+        <w:t xml:space="preserve">    </w:t>
+      </w:r>
+      <w:proofErr w:type="gramStart"/>
+      <w:r>
+        <w:rPr>
+          <w:lang w:val="en-US"/>
+        </w:rPr>
+        <w:t>return</w:t>
+      </w:r>
+      <w:proofErr w:type="gramEnd"/>
+      <w:r>
+        <w:rPr>
+          <w:lang w:val="en-US"/>
+        </w:rPr>
+        <w:t xml:space="preserve"> result</w:t>
+      </w:r>
+    </w:p>
+    <w:p>
+      <w:pPr>
+        <w:rPr>
+          <w:lang w:val="en-US"/>
+        </w:rPr>
+      </w:pPr>
+    </w:p>
+    <w:p>
+      <w:pPr>
+        <w:rPr>
+          <w:lang w:val="en-US"/>
+        </w:rPr>
+      </w:pPr>
+    </w:p>
+    <w:p>
+      <w:pPr>
+        <w:rPr>
+          <w:lang w:val="en-US"/>
+        </w:rPr>
+      </w:pPr>
+      <w:proofErr w:type="spellStart"/>
+      <w:proofErr w:type="gramStart"/>
+      <w:r>
+        <w:rPr>
+          <w:lang w:val="en-US"/>
+        </w:rPr>
+        <w:t>def</w:t>
+      </w:r>
+      <w:proofErr w:type="spellEnd"/>
+      <w:proofErr w:type="gramEnd"/>
+      <w:r>
+        <w:rPr>
+          <w:lang w:val="en-US"/>
+        </w:rPr>
+        <w:t xml:space="preserve"> main():</w:t>
+      </w:r>
+    </w:p>
+    <w:p>
+      <w:r>
+        <w:rPr>
+          <w:lang w:val="en-US"/>
+        </w:rPr>
+        <w:t xml:space="preserve">    </w:t>
+      </w:r>
+      <w:proofErr w:type="spellStart"/>
+      <w:proofErr w:type="gramStart"/>
+      <w:r>
+        <w:t>print</w:t>
+      </w:r>
+      <w:proofErr w:type="spellEnd"/>
+      <w:r>
+        <w:t>(</w:t>
+      </w:r>
+      <w:proofErr w:type="gramEnd"/>
+      <w:r>
+        <w:t>"Задача 'Почтальон' - минимальное количество извинений")</w:t>
+      </w:r>
+    </w:p>
+    <w:p>
+      <w:pPr>
+        <w:rPr>
+          <w:lang w:val="en-US"/>
+        </w:rPr>
+      </w:pPr>
+      <w:r>
+        <w:t xml:space="preserve">    </w:t>
+      </w:r>
+      <w:proofErr w:type="gramStart"/>
+      <w:r>
+        <w:rPr>
+          <w:lang w:val="en-US"/>
+        </w:rPr>
+        <w:t>print()</w:t>
+      </w:r>
+      <w:proofErr w:type="gramEnd"/>
+    </w:p>
+    <w:p>
+      <w:pPr>
+        <w:rPr>
+          <w:lang w:val="en-US"/>
+        </w:rPr>
+      </w:pPr>
+      <w:r>
+        <w:rPr>
+          <w:lang w:val="en-US"/>
+        </w:rPr>
+        <w:lastRenderedPageBreak/>
+        <w:t xml:space="preserve">    </w:t>
+      </w:r>
+    </w:p>
+    <w:p>
+      <w:pPr>
+        <w:rPr>
+          <w:lang w:val="en-US"/>
+        </w:rPr>
+      </w:pPr>
+      <w:r>
+        <w:rPr>
+          <w:lang w:val="en-US"/>
+        </w:rPr>
+        <w:t xml:space="preserve">    </w:t>
+      </w:r>
+      <w:proofErr w:type="gramStart"/>
+      <w:r>
+        <w:rPr>
+          <w:lang w:val="en-US"/>
+        </w:rPr>
+        <w:t>while</w:t>
+      </w:r>
+      <w:proofErr w:type="gramEnd"/>
+      <w:r>
+        <w:rPr>
+          <w:lang w:val="en-US"/>
+        </w:rPr>
+        <w:t xml:space="preserve"> True:</w:t>
+      </w:r>
+    </w:p>
+    <w:p>
+      <w:pPr>
+        <w:rPr>
+          <w:lang w:val="en-US"/>
+        </w:rPr>
+      </w:pPr>
+      <w:r>
+        <w:rPr>
+          <w:lang w:val="en-US"/>
+        </w:rPr>
         <w:t xml:space="preserve">        </w:t>
       </w:r>
-    </w:p>
-    <w:p>
-      <w:r>
-        <w:t xml:space="preserve">        # Добавляем ребра к соседям</w:t>
-      </w:r>
-    </w:p>
-    <w:p>
-      <w:pPr>
-        <w:rPr>
-          <w:lang w:val="en-US"/>
-        </w:rPr>
-      </w:pPr>
-      <w:r>
+      <w:proofErr w:type="gramStart"/>
+      <w:r>
+        <w:rPr>
+          <w:lang w:val="en-US"/>
+        </w:rPr>
+        <w:t>filename</w:t>
+      </w:r>
+      <w:proofErr w:type="gramEnd"/>
+      <w:r>
+        <w:rPr>
+          <w:lang w:val="en-US"/>
+        </w:rPr>
+        <w:t xml:space="preserve"> = input("</w:t>
+      </w:r>
+      <w:r>
+        <w:t>Введите</w:t>
+      </w:r>
+      <w:r>
+        <w:rPr>
+          <w:lang w:val="en-US"/>
+        </w:rPr>
+        <w:t xml:space="preserve"> </w:t>
+      </w:r>
+      <w:r>
+        <w:t>имя</w:t>
+      </w:r>
+      <w:r>
+        <w:rPr>
+          <w:lang w:val="en-US"/>
+        </w:rPr>
+        <w:t xml:space="preserve"> </w:t>
+      </w:r>
+      <w:r>
+        <w:t>файла</w:t>
+      </w:r>
+      <w:r>
+        <w:rPr>
+          <w:lang w:val="en-US"/>
+        </w:rPr>
+        <w:t xml:space="preserve"> (</w:t>
+      </w:r>
+      <w:r>
+        <w:t>или</w:t>
+      </w:r>
+      <w:r>
+        <w:rPr>
+          <w:lang w:val="en-US"/>
+        </w:rPr>
+        <w:t xml:space="preserve"> 'exit'): ").strip()</w:t>
+      </w:r>
+    </w:p>
+    <w:p>
+      <w:pPr>
+        <w:rPr>
+          <w:lang w:val="en-US"/>
+        </w:rPr>
+      </w:pPr>
+      <w:r>
+        <w:rPr>
+          <w:lang w:val="en-US"/>
+        </w:rPr>
         <w:t xml:space="preserve">        </w:t>
       </w:r>
-      <w:proofErr w:type="gramStart"/>
-      <w:r>
-        <w:rPr>
-          <w:lang w:val="en-US"/>
-        </w:rPr>
-        <w:t>for</w:t>
-      </w:r>
-      <w:proofErr w:type="gramEnd"/>
-      <w:r>
-        <w:rPr>
-          <w:lang w:val="en-US"/>
-        </w:rPr>
-        <w:t xml:space="preserve"> j in range(</w:t>
-      </w:r>
-      <w:proofErr w:type="spellStart"/>
-      <w:r>
-        <w:rPr>
-          <w:lang w:val="en-US"/>
-        </w:rPr>
-        <w:t>ni</w:t>
-      </w:r>
-      <w:proofErr w:type="spellEnd"/>
-      <w:r>
-        <w:rPr>
-          <w:lang w:val="en-US"/>
-        </w:rPr>
-        <w:t>):</w:t>
-      </w:r>
-    </w:p>
-    <w:p>
-      <w:pPr>
-        <w:rPr>
-          <w:lang w:val="en-US"/>
-        </w:rPr>
-      </w:pPr>
-      <w:r>
-        <w:rPr>
-          <w:lang w:val="en-US"/>
-        </w:rPr>
-        <w:t xml:space="preserve">            </w:t>
-      </w:r>
-      <w:proofErr w:type="gramStart"/>
-      <w:r>
-        <w:rPr>
-          <w:lang w:val="en-US"/>
-        </w:rPr>
-        <w:t>neighbor</w:t>
-      </w:r>
-      <w:proofErr w:type="gramEnd"/>
-      <w:r>
-        <w:rPr>
-          <w:lang w:val="en-US"/>
-        </w:rPr>
-        <w:t xml:space="preserve"> = parts[2 + j]</w:t>
-      </w:r>
-    </w:p>
-    <w:p>
-      <w:pPr>
-        <w:rPr>
-          <w:lang w:val="en-US"/>
-        </w:rPr>
-      </w:pPr>
-      <w:r>
-        <w:rPr>
-          <w:lang w:val="en-US"/>
-        </w:rPr>
-        <w:t xml:space="preserve">            </w:t>
-      </w:r>
-      <w:proofErr w:type="spellStart"/>
-      <w:proofErr w:type="gramStart"/>
-      <w:r>
-        <w:rPr>
-          <w:lang w:val="en-US"/>
-        </w:rPr>
-        <w:t>adj</w:t>
-      </w:r>
-      <w:proofErr w:type="spellEnd"/>
-      <w:r>
-        <w:rPr>
-          <w:lang w:val="en-US"/>
-        </w:rPr>
-        <w:t>[</w:t>
-      </w:r>
-      <w:proofErr w:type="spellStart"/>
-      <w:proofErr w:type="gramEnd"/>
-      <w:r>
-        <w:rPr>
-          <w:lang w:val="en-US"/>
-        </w:rPr>
-        <w:t>i</w:t>
-      </w:r>
-      <w:proofErr w:type="spellEnd"/>
-      <w:r>
-        <w:rPr>
-          <w:lang w:val="en-US"/>
-        </w:rPr>
-        <w:t>].append(neighbor)</w:t>
-      </w:r>
-    </w:p>
-    <w:p>
-      <w:pPr>
-        <w:rPr>
-          <w:lang w:val="en-US"/>
-        </w:rPr>
-      </w:pPr>
-      <w:r>
-        <w:rPr>
-          <w:lang w:val="en-US"/>
-        </w:rPr>
-        <w:t xml:space="preserve">    </w:t>
-      </w:r>
-    </w:p>
-    <w:p>
-      <w:pPr>
-        <w:rPr>
-          <w:lang w:val="en-US"/>
-        </w:rPr>
-      </w:pPr>
-      <w:r>
-        <w:rPr>
-          <w:lang w:val="en-US"/>
-        </w:rPr>
-        <w:t xml:space="preserve">    </w:t>
-      </w:r>
-      <w:proofErr w:type="gramStart"/>
-      <w:r>
-        <w:rPr>
-          <w:lang w:val="en-US"/>
-        </w:rPr>
-        <w:t>return</w:t>
-      </w:r>
-      <w:proofErr w:type="gramEnd"/>
-      <w:r>
-        <w:rPr>
-          <w:lang w:val="en-US"/>
-        </w:rPr>
-        <w:t xml:space="preserve"> </w:t>
-      </w:r>
-      <w:proofErr w:type="spellStart"/>
-      <w:r>
-        <w:rPr>
-          <w:lang w:val="en-US"/>
-        </w:rPr>
-        <w:t>adj</w:t>
-      </w:r>
-      <w:proofErr w:type="spellEnd"/>
-      <w:r>
-        <w:rPr>
-          <w:lang w:val="en-US"/>
-        </w:rPr>
-        <w:t>, letters, n</w:t>
-      </w:r>
-    </w:p>
-    <w:p>
-      <w:pPr>
-        <w:rPr>
-          <w:lang w:val="en-US"/>
-        </w:rPr>
-      </w:pPr>
-    </w:p>
-    <w:p>
-      <w:pPr>
-        <w:rPr>
-          <w:lang w:val="en-US"/>
-        </w:rPr>
-      </w:pPr>
-    </w:p>
-    <w:p>
-      <w:pPr>
-        <w:rPr>
-          <w:lang w:val="en-US"/>
-        </w:rPr>
-      </w:pPr>
-      <w:proofErr w:type="spellStart"/>
-      <w:proofErr w:type="gramStart"/>
-      <w:r>
-        <w:rPr>
-          <w:lang w:val="en-US"/>
-        </w:rPr>
-        <w:t>def</w:t>
-      </w:r>
-      <w:proofErr w:type="spellEnd"/>
-      <w:proofErr w:type="gramEnd"/>
-      <w:r>
-        <w:rPr>
-          <w:lang w:val="en-US"/>
-        </w:rPr>
-        <w:t xml:space="preserve"> </w:t>
-      </w:r>
-      <w:proofErr w:type="spellStart"/>
-      <w:r>
-        <w:rPr>
-          <w:lang w:val="en-US"/>
-        </w:rPr>
-        <w:t>dfs</w:t>
-      </w:r>
-      <w:proofErr w:type="spellEnd"/>
-      <w:r>
-        <w:rPr>
-          <w:lang w:val="en-US"/>
-        </w:rPr>
-        <w:t xml:space="preserve">(u, parent, </w:t>
-      </w:r>
-      <w:proofErr w:type="spellStart"/>
-      <w:r>
-        <w:rPr>
-          <w:lang w:val="en-US"/>
-        </w:rPr>
-        <w:t>adj</w:t>
-      </w:r>
-      <w:proofErr w:type="spellEnd"/>
-      <w:r>
-        <w:rPr>
-          <w:lang w:val="en-US"/>
-        </w:rPr>
-        <w:t>, letters):</w:t>
-      </w:r>
-    </w:p>
-    <w:p>
-      <w:r>
-        <w:rPr>
-          <w:lang w:val="en-US"/>
-        </w:rPr>
-        <w:t xml:space="preserve">    </w:t>
-      </w:r>
-      <w:r>
-        <w:t>"""</w:t>
-      </w:r>
-    </w:p>
-    <w:p>
-      <w:r>
-        <w:t xml:space="preserve">    Обход дерева.</w:t>
-      </w:r>
-    </w:p>
-    <w:p>
-      <w:r>
-        <w:t xml:space="preserve">    Возвращает: (количество ребер с письмами, максимальная глубина до письма)</w:t>
-      </w:r>
-    </w:p>
-    <w:p>
-      <w:r>
-        <w:t xml:space="preserve">    """</w:t>
-      </w:r>
-    </w:p>
-    <w:p>
-      <w:r>
-        <w:t xml:space="preserve">    </w:t>
-      </w:r>
-      <w:proofErr w:type="spellStart"/>
-      <w:r>
-        <w:t>edges</w:t>
-      </w:r>
-      <w:proofErr w:type="spellEnd"/>
-      <w:r>
-        <w:t xml:space="preserve"> = 0</w:t>
-      </w:r>
-    </w:p>
-    <w:p>
-      <w:r>
-        <w:t xml:space="preserve">    </w:t>
-      </w:r>
-      <w:proofErr w:type="spellStart"/>
-      <w:r>
-        <w:t>max_depth</w:t>
-      </w:r>
-      <w:proofErr w:type="spellEnd"/>
-      <w:r>
-        <w:t xml:space="preserve"> = -</w:t>
-      </w:r>
-      <w:proofErr w:type="gramStart"/>
-      <w:r>
-        <w:t>1  #</w:t>
-      </w:r>
-      <w:proofErr w:type="gramEnd"/>
-      <w:r>
-        <w:t xml:space="preserve"> -1 значит нет писем</w:t>
-      </w:r>
-    </w:p>
-    <w:p>
-      <w:r>
-        <w:t xml:space="preserve">    </w:t>
-      </w:r>
-    </w:p>
-    <w:p>
-      <w:r>
-        <w:t xml:space="preserve">    # Проверяем письмо в текущей вершине</w:t>
-      </w:r>
-    </w:p>
-    <w:p>
-      <w:pPr>
-        <w:rPr>
-          <w:lang w:val="en-US"/>
-        </w:rPr>
-      </w:pPr>
-      <w:r>
-        <w:t xml:space="preserve">    </w:t>
-      </w:r>
-      <w:proofErr w:type="gramStart"/>
-      <w:r>
-        <w:rPr>
-          <w:lang w:val="en-US"/>
-        </w:rPr>
-        <w:t>if</w:t>
-      </w:r>
-      <w:proofErr w:type="gramEnd"/>
-      <w:r>
-        <w:rPr>
-          <w:lang w:val="en-US"/>
-        </w:rPr>
-        <w:t xml:space="preserve"> letters[u] &gt; 0:</w:t>
-      </w:r>
-    </w:p>
-    <w:p>
-      <w:pPr>
-        <w:rPr>
-          <w:lang w:val="en-US"/>
-        </w:rPr>
-      </w:pPr>
-      <w:r>
-        <w:rPr>
-          <w:lang w:val="en-US"/>
-        </w:rPr>
-        <w:t xml:space="preserve">        </w:t>
-      </w:r>
-      <w:proofErr w:type="spellStart"/>
-      <w:r>
-        <w:rPr>
-          <w:lang w:val="en-US"/>
-        </w:rPr>
-        <w:t>max_depth</w:t>
-      </w:r>
-      <w:proofErr w:type="spellEnd"/>
-      <w:r>
-        <w:rPr>
-          <w:lang w:val="en-US"/>
-        </w:rPr>
-        <w:t xml:space="preserve"> = 0</w:t>
-      </w:r>
-    </w:p>
-    <w:p>
-      <w:pPr>
-        <w:rPr>
-          <w:lang w:val="en-US"/>
-        </w:rPr>
-      </w:pPr>
-      <w:r>
-        <w:rPr>
-          <w:lang w:val="en-US"/>
-        </w:rPr>
-        <w:t xml:space="preserve">    </w:t>
-      </w:r>
-    </w:p>
-    <w:p>
-      <w:pPr>
-        <w:rPr>
-          <w:lang w:val="en-US"/>
-        </w:rPr>
-      </w:pPr>
-      <w:r>
-        <w:rPr>
-          <w:lang w:val="en-US"/>
-        </w:rPr>
-        <w:t xml:space="preserve">    # </w:t>
-      </w:r>
-      <w:r>
-        <w:t>Обходим</w:t>
-      </w:r>
-      <w:r>
-        <w:rPr>
-          <w:lang w:val="en-US"/>
-        </w:rPr>
-        <w:t xml:space="preserve"> </w:t>
-      </w:r>
-      <w:r>
-        <w:t>соседей</w:t>
-      </w:r>
-    </w:p>
-    <w:p>
-      <w:pPr>
-        <w:rPr>
-          <w:lang w:val="en-US"/>
-        </w:rPr>
-      </w:pPr>
-      <w:r>
-        <w:rPr>
-          <w:lang w:val="en-US"/>
-        </w:rPr>
-        <w:t xml:space="preserve">    </w:t>
-      </w:r>
-      <w:proofErr w:type="gramStart"/>
-      <w:r>
-        <w:rPr>
-          <w:lang w:val="en-US"/>
-        </w:rPr>
-        <w:t>for</w:t>
-      </w:r>
-      <w:proofErr w:type="gramEnd"/>
-      <w:r>
-        <w:rPr>
-          <w:lang w:val="en-US"/>
-        </w:rPr>
-        <w:t xml:space="preserve"> v in </w:t>
-      </w:r>
-      <w:proofErr w:type="spellStart"/>
-      <w:r>
-        <w:rPr>
-          <w:lang w:val="en-US"/>
-        </w:rPr>
-        <w:t>adj</w:t>
-      </w:r>
-      <w:proofErr w:type="spellEnd"/>
-      <w:r>
-        <w:rPr>
-          <w:lang w:val="en-US"/>
-        </w:rPr>
-        <w:t>[u]:</w:t>
-      </w:r>
-    </w:p>
-    <w:p>
-      <w:pPr>
-        <w:rPr>
-          <w:lang w:val="en-US"/>
-        </w:rPr>
-      </w:pPr>
-      <w:r>
-        <w:rPr>
-          <w:lang w:val="en-US"/>
-        </w:rPr>
-        <w:t xml:space="preserve">        </w:t>
-      </w:r>
-      <w:proofErr w:type="gramStart"/>
-      <w:r>
-        <w:rPr>
-          <w:lang w:val="en-US"/>
-        </w:rPr>
-        <w:t>if</w:t>
-      </w:r>
-      <w:proofErr w:type="gramEnd"/>
-      <w:r>
-        <w:rPr>
-          <w:lang w:val="en-US"/>
-        </w:rPr>
-        <w:t xml:space="preserve"> v == parent:</w:t>
-      </w:r>
-    </w:p>
-    <w:p>
-      <w:pPr>
-        <w:rPr>
-          <w:lang w:val="en-US"/>
-        </w:rPr>
-      </w:pPr>
-      <w:r>
-        <w:rPr>
-          <w:lang w:val="en-US"/>
-        </w:rPr>
-        <w:t xml:space="preserve">            </w:t>
-      </w:r>
-      <w:proofErr w:type="gramStart"/>
-      <w:r>
-        <w:rPr>
-          <w:lang w:val="en-US"/>
-        </w:rPr>
-        <w:t>continue</w:t>
-      </w:r>
-      <w:proofErr w:type="gramEnd"/>
-    </w:p>
-    <w:p>
-      <w:pPr>
-        <w:rPr>
-          <w:lang w:val="en-US"/>
-        </w:rPr>
-      </w:pPr>
-      <w:r>
-        <w:rPr>
-          <w:lang w:val="en-US"/>
-        </w:rPr>
-        <w:t xml:space="preserve">        </w:t>
-      </w:r>
-    </w:p>
-    <w:p>
-      <w:pPr>
-        <w:rPr>
-          <w:lang w:val="en-US"/>
-        </w:rPr>
-      </w:pPr>
-      <w:r>
-        <w:rPr>
-          <w:lang w:val="en-US"/>
-        </w:rPr>
-        <w:t xml:space="preserve">        </w:t>
-      </w:r>
-      <w:proofErr w:type="spellStart"/>
-      <w:r>
-        <w:rPr>
-          <w:lang w:val="en-US"/>
-        </w:rPr>
-        <w:t>child_edges</w:t>
-      </w:r>
-      <w:proofErr w:type="spellEnd"/>
-      <w:r>
-        <w:rPr>
-          <w:lang w:val="en-US"/>
-        </w:rPr>
-        <w:t xml:space="preserve">, </w:t>
-      </w:r>
-      <w:proofErr w:type="spellStart"/>
-      <w:r>
-        <w:rPr>
-          <w:lang w:val="en-US"/>
-        </w:rPr>
-        <w:t>child_depth</w:t>
-      </w:r>
-      <w:proofErr w:type="spellEnd"/>
-      <w:r>
-        <w:rPr>
-          <w:lang w:val="en-US"/>
-        </w:rPr>
-        <w:t xml:space="preserve"> = </w:t>
-      </w:r>
-      <w:proofErr w:type="spellStart"/>
-      <w:proofErr w:type="gramStart"/>
-      <w:r>
-        <w:rPr>
-          <w:lang w:val="en-US"/>
-        </w:rPr>
-        <w:t>dfs</w:t>
-      </w:r>
-      <w:proofErr w:type="spellEnd"/>
-      <w:r>
-        <w:rPr>
-          <w:lang w:val="en-US"/>
-        </w:rPr>
-        <w:t>(</w:t>
-      </w:r>
-      <w:proofErr w:type="gramEnd"/>
-      <w:r>
-        <w:rPr>
-          <w:lang w:val="en-US"/>
-        </w:rPr>
-        <w:t xml:space="preserve">v, u, </w:t>
-      </w:r>
-      <w:proofErr w:type="spellStart"/>
-      <w:r>
-        <w:rPr>
-          <w:lang w:val="en-US"/>
-        </w:rPr>
-        <w:t>adj</w:t>
-      </w:r>
-      <w:proofErr w:type="spellEnd"/>
-      <w:r>
-        <w:rPr>
-          <w:lang w:val="en-US"/>
-        </w:rPr>
-        <w:t>, letters)</w:t>
-      </w:r>
-    </w:p>
-    <w:p>
-      <w:pPr>
-        <w:rPr>
-          <w:lang w:val="en-US"/>
-        </w:rPr>
-      </w:pPr>
-      <w:r>
-        <w:rPr>
-          <w:lang w:val="en-US"/>
-        </w:rPr>
-        <w:t xml:space="preserve">        </w:t>
-      </w:r>
-    </w:p>
-    <w:p>
-      <w:r>
-        <w:rPr>
-          <w:lang w:val="en-US"/>
-        </w:rPr>
-        <w:t xml:space="preserve">        </w:t>
-      </w:r>
-      <w:r>
-        <w:t># Если у ребенка есть письма, учитываем ребро</w:t>
-      </w:r>
-    </w:p>
-    <w:p>
-      <w:pPr>
-        <w:rPr>
-          <w:lang w:val="en-US"/>
-        </w:rPr>
-      </w:pPr>
-      <w:r>
-        <w:t xml:space="preserve">        </w:t>
-      </w:r>
-      <w:proofErr w:type="gramStart"/>
-      <w:r>
-        <w:rPr>
-          <w:lang w:val="en-US"/>
-        </w:rPr>
-        <w:t>if</w:t>
-      </w:r>
-      <w:proofErr w:type="gramEnd"/>
-      <w:r>
-        <w:rPr>
-          <w:lang w:val="en-US"/>
-        </w:rPr>
-        <w:t xml:space="preserve"> </w:t>
-      </w:r>
-      <w:proofErr w:type="spellStart"/>
-      <w:r>
-        <w:rPr>
-          <w:lang w:val="en-US"/>
-        </w:rPr>
-        <w:t>child_depth</w:t>
-      </w:r>
-      <w:proofErr w:type="spellEnd"/>
-      <w:r>
-        <w:rPr>
-          <w:lang w:val="en-US"/>
-        </w:rPr>
-        <w:t xml:space="preserve"> != -1:</w:t>
-      </w:r>
-    </w:p>
-    <w:p>
-      <w:pPr>
-        <w:rPr>
-          <w:lang w:val="en-US"/>
-        </w:rPr>
-      </w:pPr>
-      <w:r>
-        <w:rPr>
-          <w:lang w:val="en-US"/>
-        </w:rPr>
-        <w:t xml:space="preserve">            </w:t>
-      </w:r>
-      <w:proofErr w:type="gramStart"/>
-      <w:r>
-        <w:rPr>
-          <w:lang w:val="en-US"/>
-        </w:rPr>
-        <w:t>edges</w:t>
-      </w:r>
-      <w:proofErr w:type="gramEnd"/>
-      <w:r>
-        <w:rPr>
-          <w:lang w:val="en-US"/>
-        </w:rPr>
-        <w:t xml:space="preserve"> += 1 + </w:t>
-      </w:r>
-      <w:proofErr w:type="spellStart"/>
-      <w:r>
-        <w:rPr>
-          <w:lang w:val="en-US"/>
-        </w:rPr>
-        <w:t>child_edges</w:t>
-      </w:r>
-      <w:proofErr w:type="spellEnd"/>
-    </w:p>
-    <w:p>
-      <w:pPr>
-        <w:rPr>
-          <w:lang w:val="en-US"/>
-        </w:rPr>
-      </w:pPr>
-      <w:r>
-        <w:rPr>
-          <w:lang w:val="en-US"/>
-        </w:rPr>
-        <w:lastRenderedPageBreak/>
-        <w:t xml:space="preserve">            </w:t>
-      </w:r>
-      <w:proofErr w:type="gramStart"/>
-      <w:r>
-        <w:rPr>
-          <w:lang w:val="en-US"/>
-        </w:rPr>
-        <w:t>if</w:t>
-      </w:r>
-      <w:proofErr w:type="gramEnd"/>
-      <w:r>
-        <w:rPr>
-          <w:lang w:val="en-US"/>
-        </w:rPr>
-        <w:t xml:space="preserve"> </w:t>
-      </w:r>
-      <w:proofErr w:type="spellStart"/>
-      <w:r>
-        <w:rPr>
-          <w:lang w:val="en-US"/>
-        </w:rPr>
-        <w:t>child_depth</w:t>
-      </w:r>
-      <w:proofErr w:type="spellEnd"/>
-      <w:r>
-        <w:rPr>
-          <w:lang w:val="en-US"/>
-        </w:rPr>
-        <w:t xml:space="preserve"> + 1 &gt; </w:t>
-      </w:r>
-      <w:proofErr w:type="spellStart"/>
-      <w:r>
-        <w:rPr>
-          <w:lang w:val="en-US"/>
-        </w:rPr>
-        <w:t>max_depth</w:t>
-      </w:r>
-      <w:proofErr w:type="spellEnd"/>
-      <w:r>
-        <w:rPr>
-          <w:lang w:val="en-US"/>
-        </w:rPr>
-        <w:t>:</w:t>
-      </w:r>
-    </w:p>
-    <w:p>
-      <w:pPr>
-        <w:rPr>
-          <w:lang w:val="en-US"/>
-        </w:rPr>
-      </w:pPr>
-      <w:r>
-        <w:rPr>
-          <w:lang w:val="en-US"/>
-        </w:rPr>
-        <w:t xml:space="preserve">                </w:t>
-      </w:r>
-      <w:proofErr w:type="spellStart"/>
-      <w:r>
-        <w:rPr>
-          <w:lang w:val="en-US"/>
-        </w:rPr>
-        <w:t>max_depth</w:t>
-      </w:r>
-      <w:proofErr w:type="spellEnd"/>
-      <w:r>
-        <w:rPr>
-          <w:lang w:val="en-US"/>
-        </w:rPr>
-        <w:t xml:space="preserve"> = </w:t>
-      </w:r>
-      <w:proofErr w:type="spellStart"/>
-      <w:r>
-        <w:rPr>
-          <w:lang w:val="en-US"/>
-        </w:rPr>
-        <w:t>child_depth</w:t>
-      </w:r>
-      <w:proofErr w:type="spellEnd"/>
-      <w:r>
-        <w:rPr>
-          <w:lang w:val="en-US"/>
-        </w:rPr>
-        <w:t xml:space="preserve"> + 1</w:t>
-      </w:r>
-    </w:p>
-    <w:p>
-      <w:pPr>
-        <w:rPr>
-          <w:lang w:val="en-US"/>
-        </w:rPr>
-      </w:pPr>
-      <w:r>
-        <w:rPr>
-          <w:lang w:val="en-US"/>
-        </w:rPr>
-        <w:t xml:space="preserve">    </w:t>
-      </w:r>
-    </w:p>
-    <w:p>
-      <w:pPr>
-        <w:rPr>
-          <w:lang w:val="en-US"/>
-        </w:rPr>
-      </w:pPr>
-      <w:r>
-        <w:rPr>
-          <w:lang w:val="en-US"/>
-        </w:rPr>
-        <w:t xml:space="preserve">    </w:t>
-      </w:r>
-      <w:proofErr w:type="gramStart"/>
-      <w:r>
-        <w:rPr>
-          <w:lang w:val="en-US"/>
-        </w:rPr>
-        <w:t>return</w:t>
-      </w:r>
-      <w:proofErr w:type="gramEnd"/>
-      <w:r>
-        <w:rPr>
-          <w:lang w:val="en-US"/>
-        </w:rPr>
-        <w:t xml:space="preserve"> edges, </w:t>
-      </w:r>
-      <w:proofErr w:type="spellStart"/>
-      <w:r>
-        <w:rPr>
-          <w:lang w:val="en-US"/>
-        </w:rPr>
-        <w:t>max_depth</w:t>
-      </w:r>
-      <w:proofErr w:type="spellEnd"/>
-    </w:p>
-    <w:p>
-      <w:pPr>
-        <w:rPr>
-          <w:lang w:val="en-US"/>
-        </w:rPr>
-      </w:pPr>
-    </w:p>
-    <w:p>
-      <w:pPr>
-        <w:rPr>
-          <w:lang w:val="en-US"/>
-        </w:rPr>
-      </w:pPr>
-    </w:p>
-    <w:p>
-      <w:pPr>
-        <w:rPr>
-          <w:lang w:val="en-US"/>
-        </w:rPr>
-      </w:pPr>
-      <w:proofErr w:type="spellStart"/>
-      <w:proofErr w:type="gramStart"/>
-      <w:r>
-        <w:rPr>
-          <w:lang w:val="en-US"/>
-        </w:rPr>
-        <w:t>def</w:t>
-      </w:r>
-      <w:proofErr w:type="spellEnd"/>
-      <w:proofErr w:type="gramEnd"/>
-      <w:r>
-        <w:rPr>
-          <w:lang w:val="en-US"/>
-        </w:rPr>
-        <w:t xml:space="preserve"> solve(filename):</w:t>
-      </w:r>
-    </w:p>
-    <w:p>
-      <w:r>
-        <w:rPr>
-          <w:lang w:val="en-US"/>
-        </w:rPr>
-        <w:t xml:space="preserve">    </w:t>
-      </w:r>
-      <w:r>
-        <w:t>"""</w:t>
-      </w:r>
-    </w:p>
-    <w:p>
-      <w:r>
-        <w:t xml:space="preserve">    </w:t>
-      </w:r>
-      <w:r>
-        <w:t>Решает</w:t>
-      </w:r>
-      <w:r>
-        <w:t xml:space="preserve"> </w:t>
-      </w:r>
-      <w:r>
-        <w:t>задачу</w:t>
-      </w:r>
-      <w:r>
-        <w:t>.</w:t>
-      </w:r>
-    </w:p>
-    <w:p>
-      <w:r>
-        <w:t xml:space="preserve">    </w:t>
-      </w:r>
-      <w:r>
-        <w:t>Формула</w:t>
-      </w:r>
-      <w:r>
-        <w:t xml:space="preserve">: 2 * </w:t>
-      </w:r>
-      <w:r>
-        <w:t>ребер</w:t>
-      </w:r>
-      <w:r>
-        <w:t xml:space="preserve"> - </w:t>
-      </w:r>
-      <w:proofErr w:type="spellStart"/>
-      <w:r>
-        <w:t>максимальная</w:t>
-      </w:r>
-      <w:r>
-        <w:t>_</w:t>
-      </w:r>
-      <w:r>
-        <w:t>глубина</w:t>
-      </w:r>
-      <w:proofErr w:type="spellEnd"/>
-    </w:p>
-    <w:p>
-      <w:pPr>
-        <w:rPr>
-          <w:lang w:val="en-US"/>
-        </w:rPr>
-      </w:pPr>
-      <w:r>
-        <w:t xml:space="preserve">    </w:t>
-      </w:r>
-      <w:r>
-        <w:rPr>
-          <w:lang w:val="en-US"/>
-        </w:rPr>
-        <w:t>"""</w:t>
-      </w:r>
-    </w:p>
-    <w:p>
-      <w:pPr>
-        <w:rPr>
-          <w:lang w:val="en-US"/>
-        </w:rPr>
-      </w:pPr>
-      <w:r>
-        <w:rPr>
-          <w:lang w:val="en-US"/>
-        </w:rPr>
-        <w:t xml:space="preserve">    </w:t>
-      </w:r>
-      <w:proofErr w:type="spellStart"/>
-      <w:proofErr w:type="gramStart"/>
-      <w:r>
-        <w:rPr>
-          <w:lang w:val="en-US"/>
-        </w:rPr>
-        <w:t>adj</w:t>
-      </w:r>
-      <w:proofErr w:type="spellEnd"/>
-      <w:proofErr w:type="gramEnd"/>
-      <w:r>
-        <w:rPr>
-          <w:lang w:val="en-US"/>
-        </w:rPr>
-        <w:t xml:space="preserve">, letters, n = </w:t>
-      </w:r>
-      <w:proofErr w:type="spellStart"/>
-      <w:r>
-        <w:rPr>
-          <w:lang w:val="en-US"/>
-        </w:rPr>
-        <w:t>read_graph</w:t>
-      </w:r>
-      <w:proofErr w:type="spellEnd"/>
-      <w:r>
-        <w:rPr>
-          <w:lang w:val="en-US"/>
-        </w:rPr>
-        <w:t>(filename)</w:t>
-      </w:r>
-    </w:p>
-    <w:p>
-      <w:pPr>
-        <w:rPr>
-          <w:lang w:val="en-US"/>
-        </w:rPr>
-      </w:pPr>
-      <w:r>
-        <w:rPr>
-          <w:lang w:val="en-US"/>
-        </w:rPr>
-        <w:t xml:space="preserve">    </w:t>
-      </w:r>
-    </w:p>
-    <w:p>
-      <w:r>
-        <w:rPr>
-          <w:lang w:val="en-US"/>
-        </w:rPr>
-        <w:t xml:space="preserve">    </w:t>
-      </w:r>
-      <w:r>
-        <w:t># Запускаем DFS от корня (вершина 1)</w:t>
-      </w:r>
-    </w:p>
-    <w:p>
-      <w:pPr>
-        <w:rPr>
-          <w:lang w:val="en-US"/>
-        </w:rPr>
-      </w:pPr>
-      <w:r>
-        <w:t xml:space="preserve">    </w:t>
-      </w:r>
-      <w:proofErr w:type="gramStart"/>
-      <w:r>
-        <w:rPr>
-          <w:lang w:val="en-US"/>
-        </w:rPr>
-        <w:t>edges</w:t>
-      </w:r>
-      <w:proofErr w:type="gramEnd"/>
-      <w:r>
-        <w:rPr>
-          <w:lang w:val="en-US"/>
-        </w:rPr>
-        <w:t xml:space="preserve">, </w:t>
-      </w:r>
-      <w:proofErr w:type="spellStart"/>
-      <w:r>
-        <w:rPr>
-          <w:lang w:val="en-US"/>
-        </w:rPr>
-        <w:t>max_depth</w:t>
-      </w:r>
-      <w:proofErr w:type="spellEnd"/>
-      <w:r>
-        <w:rPr>
-          <w:lang w:val="en-US"/>
-        </w:rPr>
-        <w:t xml:space="preserve"> = </w:t>
-      </w:r>
-      <w:proofErr w:type="spellStart"/>
-      <w:r>
-        <w:rPr>
-          <w:lang w:val="en-US"/>
-        </w:rPr>
-        <w:t>dfs</w:t>
-      </w:r>
-      <w:proofErr w:type="spellEnd"/>
-      <w:r>
-        <w:rPr>
-          <w:lang w:val="en-US"/>
-        </w:rPr>
-        <w:t xml:space="preserve">(1, 0, </w:t>
-      </w:r>
-      <w:proofErr w:type="spellStart"/>
-      <w:r>
-        <w:rPr>
-          <w:lang w:val="en-US"/>
-        </w:rPr>
-        <w:t>adj</w:t>
-      </w:r>
-      <w:proofErr w:type="spellEnd"/>
-      <w:r>
-        <w:rPr>
-          <w:lang w:val="en-US"/>
-        </w:rPr>
-        <w:t>, letters)</w:t>
-      </w:r>
-    </w:p>
-    <w:p>
-      <w:pPr>
-        <w:rPr>
-          <w:lang w:val="en-US"/>
-        </w:rPr>
-      </w:pPr>
-      <w:r>
-        <w:rPr>
-          <w:lang w:val="en-US"/>
-        </w:rPr>
-        <w:t xml:space="preserve">    </w:t>
-      </w:r>
-    </w:p>
-    <w:p>
-      <w:r>
-        <w:rPr>
-          <w:lang w:val="en-US"/>
-        </w:rPr>
-        <w:t xml:space="preserve">    </w:t>
-      </w:r>
-      <w:proofErr w:type="spellStart"/>
-      <w:r>
-        <w:t>if</w:t>
-      </w:r>
-      <w:proofErr w:type="spellEnd"/>
-      <w:r>
-        <w:t xml:space="preserve"> </w:t>
-      </w:r>
-      <w:proofErr w:type="spellStart"/>
-      <w:r>
-        <w:t>max_depth</w:t>
-      </w:r>
-      <w:proofErr w:type="spellEnd"/>
-      <w:r>
-        <w:t xml:space="preserve"> == -1:</w:t>
-      </w:r>
-    </w:p>
-    <w:p>
-      <w:r>
-        <w:t xml:space="preserve">        </w:t>
-      </w:r>
-      <w:proofErr w:type="spellStart"/>
-      <w:r>
-        <w:t>return</w:t>
-      </w:r>
-      <w:proofErr w:type="spellEnd"/>
-      <w:r>
-        <w:t xml:space="preserve"> 0</w:t>
-      </w:r>
-    </w:p>
-    <w:p>
-      <w:r>
-        <w:t xml:space="preserve">    </w:t>
-      </w:r>
-    </w:p>
-    <w:p>
-      <w:r>
-        <w:t xml:space="preserve">    # Корень (вершина 1) не считается за извинение</w:t>
-      </w:r>
-    </w:p>
-    <w:p>
-      <w:pPr>
-        <w:rPr>
-          <w:lang w:val="en-US"/>
-        </w:rPr>
-      </w:pPr>
-      <w:r>
-        <w:t xml:space="preserve">    </w:t>
-      </w:r>
-      <w:proofErr w:type="gramStart"/>
-      <w:r>
-        <w:rPr>
-          <w:lang w:val="en-US"/>
-        </w:rPr>
-        <w:t>result</w:t>
-      </w:r>
-      <w:proofErr w:type="gramEnd"/>
-      <w:r>
-        <w:rPr>
-          <w:lang w:val="en-US"/>
-        </w:rPr>
-        <w:t xml:space="preserve"> = 2 * edges - </w:t>
-      </w:r>
-      <w:proofErr w:type="spellStart"/>
-      <w:r>
-        <w:rPr>
-          <w:lang w:val="en-US"/>
-        </w:rPr>
-        <w:t>max_depth</w:t>
-      </w:r>
-      <w:proofErr w:type="spellEnd"/>
-    </w:p>
-    <w:p>
-      <w:pPr>
-        <w:rPr>
-          <w:lang w:val="en-US"/>
-        </w:rPr>
-      </w:pPr>
-      <w:r>
-        <w:rPr>
-          <w:lang w:val="en-US"/>
-        </w:rPr>
-        <w:t xml:space="preserve">    </w:t>
-      </w:r>
-      <w:proofErr w:type="gramStart"/>
-      <w:r>
-        <w:rPr>
-          <w:lang w:val="en-US"/>
-        </w:rPr>
-        <w:t>if</w:t>
-      </w:r>
-      <w:proofErr w:type="gramEnd"/>
-      <w:r>
-        <w:rPr>
-          <w:lang w:val="en-US"/>
-        </w:rPr>
-        <w:t xml:space="preserve"> letters[1] == 0:</w:t>
-      </w:r>
-    </w:p>
-    <w:p>
-      <w:pPr>
-        <w:rPr>
-          <w:lang w:val="en-US"/>
-        </w:rPr>
-      </w:pPr>
-      <w:r>
-        <w:rPr>
-          <w:lang w:val="en-US"/>
-        </w:rPr>
-        <w:t xml:space="preserve">        </w:t>
-      </w:r>
-      <w:proofErr w:type="gramStart"/>
-      <w:r>
-        <w:rPr>
-          <w:lang w:val="en-US"/>
-        </w:rPr>
-        <w:t>result</w:t>
-      </w:r>
-      <w:proofErr w:type="gramEnd"/>
-      <w:r>
-        <w:rPr>
-          <w:lang w:val="en-US"/>
-        </w:rPr>
-        <w:t xml:space="preserve"> -= 1</w:t>
-      </w:r>
-    </w:p>
-    <w:p>
-      <w:pPr>
-        <w:rPr>
-          <w:lang w:val="en-US"/>
-        </w:rPr>
-      </w:pPr>
-      <w:r>
-        <w:rPr>
-          <w:lang w:val="en-US"/>
-        </w:rPr>
-        <w:t xml:space="preserve">    </w:t>
-      </w:r>
-    </w:p>
-    <w:p>
-      <w:pPr>
-        <w:rPr>
-          <w:lang w:val="en-US"/>
-        </w:rPr>
-      </w:pPr>
-      <w:r>
-        <w:rPr>
-          <w:lang w:val="en-US"/>
-        </w:rPr>
-        <w:t xml:space="preserve">    </w:t>
-      </w:r>
-      <w:proofErr w:type="gramStart"/>
-      <w:r>
-        <w:rPr>
-          <w:lang w:val="en-US"/>
-        </w:rPr>
-        <w:t>return</w:t>
-      </w:r>
-      <w:proofErr w:type="gramEnd"/>
-      <w:r>
-        <w:rPr>
-          <w:lang w:val="en-US"/>
-        </w:rPr>
-        <w:t xml:space="preserve"> result</w:t>
-      </w:r>
-    </w:p>
-    <w:p>
-      <w:pPr>
-        <w:rPr>
-          <w:lang w:val="en-US"/>
-        </w:rPr>
-      </w:pPr>
-    </w:p>
-    <w:p>
-      <w:pPr>
-        <w:rPr>
-          <w:lang w:val="en-US"/>
-        </w:rPr>
-      </w:pPr>
-    </w:p>
-    <w:p>
-      <w:pPr>
-        <w:rPr>
-          <w:lang w:val="en-US"/>
-        </w:rPr>
-      </w:pPr>
-      <w:proofErr w:type="spellStart"/>
-      <w:proofErr w:type="gramStart"/>
-      <w:r>
-        <w:rPr>
-          <w:lang w:val="en-US"/>
-        </w:rPr>
-        <w:t>def</w:t>
-      </w:r>
-      <w:proofErr w:type="spellEnd"/>
-      <w:proofErr w:type="gramEnd"/>
-      <w:r>
-        <w:rPr>
-          <w:lang w:val="en-US"/>
-        </w:rPr>
-        <w:t xml:space="preserve"> main():</w:t>
-      </w:r>
-    </w:p>
-    <w:p>
-      <w:r>
-        <w:rPr>
-          <w:lang w:val="en-US"/>
-        </w:rPr>
-        <w:t xml:space="preserve">    </w:t>
-      </w:r>
-      <w:proofErr w:type="spellStart"/>
-      <w:proofErr w:type="gramStart"/>
-      <w:r>
-        <w:t>print</w:t>
-      </w:r>
-      <w:proofErr w:type="spellEnd"/>
-      <w:r>
-        <w:t>(</w:t>
-      </w:r>
-      <w:proofErr w:type="gramEnd"/>
-      <w:r>
-        <w:t>"Задача 'Почтальон' - минимальное количество извинений")</w:t>
-      </w:r>
-    </w:p>
-    <w:p>
-      <w:pPr>
-        <w:rPr>
-          <w:lang w:val="en-US"/>
-        </w:rPr>
-      </w:pPr>
-      <w:r>
-        <w:t xml:space="preserve">    </w:t>
-      </w:r>
-      <w:proofErr w:type="gramStart"/>
-      <w:r>
-        <w:rPr>
-          <w:lang w:val="en-US"/>
-        </w:rPr>
-        <w:t>print()</w:t>
-      </w:r>
-      <w:proofErr w:type="gramEnd"/>
-    </w:p>
-    <w:p>
-      <w:pPr>
-        <w:rPr>
-          <w:lang w:val="en-US"/>
-        </w:rPr>
-      </w:pPr>
-      <w:r>
-        <w:rPr>
-          <w:lang w:val="en-US"/>
-        </w:rPr>
-        <w:t xml:space="preserve">    </w:t>
-      </w:r>
-    </w:p>
-    <w:p>
-      <w:pPr>
-        <w:rPr>
-          <w:lang w:val="en-US"/>
-        </w:rPr>
-      </w:pPr>
-      <w:r>
-        <w:rPr>
-          <w:lang w:val="en-US"/>
-        </w:rPr>
-        <w:t xml:space="preserve">    </w:t>
-      </w:r>
-      <w:proofErr w:type="gramStart"/>
-      <w:r>
-        <w:rPr>
-          <w:lang w:val="en-US"/>
-        </w:rPr>
-        <w:t>while</w:t>
-      </w:r>
-      <w:proofErr w:type="gramEnd"/>
-      <w:r>
-        <w:rPr>
-          <w:lang w:val="en-US"/>
-        </w:rPr>
-        <w:t xml:space="preserve"> True:</w:t>
-      </w:r>
-    </w:p>
-    <w:p>
-      <w:pPr>
-        <w:rPr>
-          <w:lang w:val="en-US"/>
-        </w:rPr>
-      </w:pPr>
-      <w:r>
-        <w:rPr>
-          <w:lang w:val="en-US"/>
-        </w:rPr>
-        <w:t xml:space="preserve">        </w:t>
-      </w:r>
-      <w:proofErr w:type="gramStart"/>
-      <w:r>
-        <w:rPr>
-          <w:lang w:val="en-US"/>
-        </w:rPr>
-        <w:t>filename</w:t>
-      </w:r>
-      <w:proofErr w:type="gramEnd"/>
-      <w:r>
-        <w:rPr>
-          <w:lang w:val="en-US"/>
-        </w:rPr>
-        <w:t xml:space="preserve"> = input("</w:t>
-      </w:r>
-      <w:r>
-        <w:t>Введите</w:t>
-      </w:r>
-      <w:r>
-        <w:rPr>
-          <w:lang w:val="en-US"/>
-        </w:rPr>
-        <w:t xml:space="preserve"> </w:t>
-      </w:r>
-      <w:r>
-        <w:t>имя</w:t>
-      </w:r>
-      <w:r>
-        <w:rPr>
-          <w:lang w:val="en-US"/>
-        </w:rPr>
-        <w:t xml:space="preserve"> </w:t>
-      </w:r>
-      <w:r>
-        <w:t>файла</w:t>
-      </w:r>
-      <w:r>
-        <w:rPr>
-          <w:lang w:val="en-US"/>
-        </w:rPr>
-        <w:t xml:space="preserve"> (</w:t>
-      </w:r>
-      <w:r>
-        <w:t>или</w:t>
-      </w:r>
-      <w:r>
-        <w:rPr>
-          <w:lang w:val="en-US"/>
-        </w:rPr>
-        <w:t xml:space="preserve"> 'exit'): ").strip()</w:t>
-      </w:r>
-    </w:p>
-    <w:p>
-      <w:pPr>
-        <w:rPr>
-          <w:lang w:val="en-US"/>
-        </w:rPr>
-      </w:pPr>
-      <w:r>
-        <w:rPr>
-          <w:lang w:val="en-US"/>
-        </w:rPr>
-        <w:t xml:space="preserve">        </w:t>
-      </w:r>
-    </w:p>
-    <w:p>
-      <w:pPr>
-        <w:rPr>
-          <w:lang w:val="en-US"/>
-        </w:rPr>
-      </w:pPr>
-      <w:r>
-        <w:rPr>
-          <w:lang w:val="en-US"/>
-        </w:rPr>
-        <w:lastRenderedPageBreak/>
+    </w:p>
+    <w:p>
+      <w:pPr>
+        <w:rPr>
+          <w:lang w:val="en-US"/>
+        </w:rPr>
+      </w:pPr>
+      <w:r>
+        <w:rPr>
+          <w:lang w:val="en-US"/>
+        </w:rPr>
         <w:t xml:space="preserve">        </w:t>
       </w:r>
       <w:proofErr w:type="gramStart"/>
@@ -7264,7 +7731,7 @@
           <w:rPr>
             <w:noProof/>
           </w:rPr>
-          <w:t>14</w:t>
+          <w:t>10</w:t>
         </w:r>
         <w:r>
           <w:fldChar w:fldCharType="end"/>
@@ -10637,7 +11104,7 @@
 </file>
 
 <file path=customXml/itemProps1.xml><?xml version="1.0" encoding="utf-8"?>
-<ds:datastoreItem xmlns:ds="http://schemas.openxmlformats.org/officeDocument/2006/customXml" ds:itemID="{6ED82596-C93C-4F2D-B92B-09A3E3A79E67}">
+<ds:datastoreItem xmlns:ds="http://schemas.openxmlformats.org/officeDocument/2006/customXml" ds:itemID="{25751F7E-A3D2-4D30-A47F-1114DF1CDA74}">
   <ds:schemaRefs>
     <ds:schemaRef ds:uri="http://schemas.openxmlformats.org/officeDocument/2006/bibliography"/>
   </ds:schemaRefs>

--- a/ИКМ-21_Пустосмехов_Михаил_Вариант17.docx
+++ b/ИКМ-21_Пустосмехов_Михаил_Вариант17.docx
@@ -893,63 +893,110 @@
             </w:rPr>
             <w:fldChar w:fldCharType="separate"/>
           </w:r>
-          <w:hyperlink w:anchor="_Toc233210768" w:history="1">
-            <w:r>
-              <w:rPr>
-                <w:rStyle w:val="a4"/>
-                <w:noProof/>
-              </w:rPr>
-              <w:t>Постановка задачи</w:t>
-            </w:r>
-            <w:r>
-              <w:rPr>
-                <w:noProof/>
-                <w:webHidden/>
-              </w:rPr>
-              <w:tab/>
-            </w:r>
-            <w:r>
-              <w:rPr>
-                <w:noProof/>
-                <w:webHidden/>
-              </w:rPr>
-              <w:fldChar w:fldCharType="begin"/>
-            </w:r>
-            <w:r>
-              <w:rPr>
-                <w:noProof/>
-                <w:webHidden/>
-              </w:rPr>
-              <w:instrText xml:space="preserve"> PAGEREF _Toc233210768 \h </w:instrText>
-            </w:r>
-            <w:r>
-              <w:rPr>
-                <w:noProof/>
-                <w:webHidden/>
-              </w:rPr>
-            </w:r>
-            <w:r>
-              <w:rPr>
-                <w:noProof/>
-                <w:webHidden/>
-              </w:rPr>
-              <w:fldChar w:fldCharType="separate"/>
-            </w:r>
-            <w:r>
-              <w:rPr>
-                <w:noProof/>
-                <w:webHidden/>
-              </w:rPr>
-              <w:t>3</w:t>
-            </w:r>
-            <w:r>
-              <w:rPr>
-                <w:noProof/>
-                <w:webHidden/>
-              </w:rPr>
-              <w:fldChar w:fldCharType="end"/>
-            </w:r>
-          </w:hyperlink>
+          <w:bookmarkStart w:id="1" w:name="_GoBack"/>
+          <w:bookmarkEnd w:id="1"/>
+          <w:r>
+            <w:rPr>
+              <w:rStyle w:val="a4"/>
+              <w:noProof/>
+            </w:rPr>
+            <w:fldChar w:fldCharType="begin"/>
+          </w:r>
+          <w:r>
+            <w:rPr>
+              <w:rStyle w:val="a4"/>
+              <w:noProof/>
+            </w:rPr>
+            <w:instrText xml:space="preserve"> </w:instrText>
+          </w:r>
+          <w:r>
+            <w:rPr>
+              <w:noProof/>
+            </w:rPr>
+            <w:instrText>HYPERLINK \l "_Toc233306333"</w:instrText>
+          </w:r>
+          <w:r>
+            <w:rPr>
+              <w:rStyle w:val="a4"/>
+              <w:noProof/>
+            </w:rPr>
+            <w:instrText xml:space="preserve"> </w:instrText>
+          </w:r>
+          <w:r>
+            <w:rPr>
+              <w:rStyle w:val="a4"/>
+              <w:noProof/>
+            </w:rPr>
+          </w:r>
+          <w:r>
+            <w:rPr>
+              <w:rStyle w:val="a4"/>
+              <w:noProof/>
+            </w:rPr>
+            <w:fldChar w:fldCharType="separate"/>
+          </w:r>
+          <w:r>
+            <w:rPr>
+              <w:rStyle w:val="a4"/>
+              <w:noProof/>
+            </w:rPr>
+            <w:t>Постановка задачи</w:t>
+          </w:r>
+          <w:r>
+            <w:rPr>
+              <w:noProof/>
+              <w:webHidden/>
+            </w:rPr>
+            <w:tab/>
+          </w:r>
+          <w:r>
+            <w:rPr>
+              <w:noProof/>
+              <w:webHidden/>
+            </w:rPr>
+            <w:fldChar w:fldCharType="begin"/>
+          </w:r>
+          <w:r>
+            <w:rPr>
+              <w:noProof/>
+              <w:webHidden/>
+            </w:rPr>
+            <w:instrText xml:space="preserve"> PAGEREF _Toc233306333 \h </w:instrText>
+          </w:r>
+          <w:r>
+            <w:rPr>
+              <w:noProof/>
+              <w:webHidden/>
+            </w:rPr>
+          </w:r>
+          <w:r>
+            <w:rPr>
+              <w:noProof/>
+              <w:webHidden/>
+            </w:rPr>
+            <w:fldChar w:fldCharType="separate"/>
+          </w:r>
+          <w:r>
+            <w:rPr>
+              <w:noProof/>
+              <w:webHidden/>
+            </w:rPr>
+            <w:t>3</w:t>
+          </w:r>
+          <w:r>
+            <w:rPr>
+              <w:noProof/>
+              <w:webHidden/>
+            </w:rPr>
+            <w:fldChar w:fldCharType="end"/>
+          </w:r>
+          <w:r>
+            <w:rPr>
+              <w:rStyle w:val="a4"/>
+              <w:noProof/>
+            </w:rPr>
+            <w:fldChar w:fldCharType="end"/>
+          </w:r>
         </w:p>
         <w:p>
           <w:pPr>
@@ -964,7 +1011,7 @@
               <w:lang w:eastAsia="ru-RU"/>
             </w:rPr>
           </w:pPr>
-          <w:hyperlink w:anchor="_Toc233210769" w:history="1">
+          <w:hyperlink w:anchor="_Toc233306334" w:history="1">
             <w:r>
               <w:rPr>
                 <w:rStyle w:val="a4"/>
@@ -991,7 +1038,7 @@
                 <w:noProof/>
                 <w:webHidden/>
               </w:rPr>
-              <w:instrText xml:space="preserve"> PAGEREF _Toc233210769 \h </w:instrText>
+              <w:instrText xml:space="preserve"> PAGEREF _Toc233306334 \h </w:instrText>
             </w:r>
             <w:r>
               <w:rPr>
@@ -1035,7 +1082,7 @@
               <w:lang w:eastAsia="ru-RU"/>
             </w:rPr>
           </w:pPr>
-          <w:hyperlink w:anchor="_Toc233210770" w:history="1">
+          <w:hyperlink w:anchor="_Toc233306335" w:history="1">
             <w:r>
               <w:rPr>
                 <w:rStyle w:val="a4"/>
@@ -1062,7 +1109,7 @@
                 <w:noProof/>
                 <w:webHidden/>
               </w:rPr>
-              <w:instrText xml:space="preserve"> PAGEREF _Toc233210770 \h </w:instrText>
+              <w:instrText xml:space="preserve"> PAGEREF _Toc233306335 \h </w:instrText>
             </w:r>
             <w:r>
               <w:rPr>
@@ -1106,7 +1153,94 @@
               <w:lang w:eastAsia="ru-RU"/>
             </w:rPr>
           </w:pPr>
-          <w:hyperlink w:anchor="_Toc233210771" w:history="1">
+          <w:hyperlink w:anchor="_Toc233306336" w:history="1">
+            <w:r>
+              <w:rPr>
+                <w:rStyle w:val="a4"/>
+                <w:noProof/>
+                <w:lang w:val="en-US"/>
+              </w:rPr>
+              <w:t>Git</w:t>
+            </w:r>
+            <w:r>
+              <w:rPr>
+                <w:rStyle w:val="a4"/>
+                <w:noProof/>
+              </w:rPr>
+              <w:t xml:space="preserve"> </w:t>
+            </w:r>
+            <w:r>
+              <w:rPr>
+                <w:rStyle w:val="a4"/>
+                <w:noProof/>
+                <w:lang w:val="en-US"/>
+              </w:rPr>
+              <w:t>Hub</w:t>
+            </w:r>
+            <w:r>
+              <w:rPr>
+                <w:noProof/>
+                <w:webHidden/>
+              </w:rPr>
+              <w:tab/>
+            </w:r>
+            <w:r>
+              <w:rPr>
+                <w:noProof/>
+                <w:webHidden/>
+              </w:rPr>
+              <w:fldChar w:fldCharType="begin"/>
+            </w:r>
+            <w:r>
+              <w:rPr>
+                <w:noProof/>
+                <w:webHidden/>
+              </w:rPr>
+              <w:instrText xml:space="preserve"> PAGEREF _Toc233306336 \h </w:instrText>
+            </w:r>
+            <w:r>
+              <w:rPr>
+                <w:noProof/>
+                <w:webHidden/>
+              </w:rPr>
+            </w:r>
+            <w:r>
+              <w:rPr>
+                <w:noProof/>
+                <w:webHidden/>
+              </w:rPr>
+              <w:fldChar w:fldCharType="separate"/>
+            </w:r>
+            <w:r>
+              <w:rPr>
+                <w:noProof/>
+                <w:webHidden/>
+              </w:rPr>
+              <w:t>10</w:t>
+            </w:r>
+            <w:r>
+              <w:rPr>
+                <w:noProof/>
+                <w:webHidden/>
+              </w:rPr>
+              <w:fldChar w:fldCharType="end"/>
+            </w:r>
+          </w:hyperlink>
+        </w:p>
+        <w:p>
+          <w:pPr>
+            <w:pStyle w:val="13"/>
+            <w:tabs>
+              <w:tab w:val="right" w:leader="dot" w:pos="9344"/>
+            </w:tabs>
+            <w:rPr>
+              <w:rFonts w:asciiTheme="minorHAnsi" w:eastAsiaTheme="minorEastAsia" w:hAnsiTheme="minorHAnsi"/>
+              <w:noProof/>
+              <w:sz w:val="22"/>
+              <w:lang w:eastAsia="ru-RU"/>
+            </w:rPr>
+          </w:pPr>
+          <w:hyperlink w:anchor="_Toc233306337" w:history="1">
             <w:r>
               <w:rPr>
                 <w:rStyle w:val="a4"/>
@@ -1133,7 +1267,7 @@
                 <w:noProof/>
                 <w:webHidden/>
               </w:rPr>
-              <w:instrText xml:space="preserve"> PAGEREF _Toc233210771 \h </w:instrText>
+              <w:instrText xml:space="preserve"> PAGEREF _Toc233306337 \h </w:instrText>
             </w:r>
             <w:r>
               <w:rPr>
@@ -1203,11 +1337,11 @@
       <w:pPr>
         <w:pStyle w:val="11"/>
       </w:pPr>
-      <w:bookmarkStart w:id="1" w:name="_Toc233210768"/>
+      <w:bookmarkStart w:id="2" w:name="_Toc233306333"/>
       <w:r>
         <w:t>Постановка задачи</w:t>
       </w:r>
-      <w:bookmarkEnd w:id="1"/>
+      <w:bookmarkEnd w:id="2"/>
     </w:p>
     <w:p>
       <w:r>
@@ -1325,11 +1459,11 @@
       <w:pPr>
         <w:pStyle w:val="11"/>
       </w:pPr>
-      <w:bookmarkStart w:id="2" w:name="_Toc233210769"/>
+      <w:bookmarkStart w:id="3" w:name="_Toc233306334"/>
       <w:r>
         <w:t>Алгоритм решения</w:t>
       </w:r>
-      <w:bookmarkEnd w:id="2"/>
+      <w:bookmarkEnd w:id="3"/>
     </w:p>
     <w:p/>
     <w:p>
@@ -1761,11 +1895,11 @@
       <w:pPr>
         <w:pStyle w:val="11"/>
       </w:pPr>
-      <w:bookmarkStart w:id="3" w:name="_Toc233210770"/>
+      <w:bookmarkStart w:id="4" w:name="_Toc233306335"/>
       <w:r>
         <w:t>Тестирование</w:t>
       </w:r>
-      <w:bookmarkEnd w:id="3"/>
+      <w:bookmarkEnd w:id="4"/>
     </w:p>
     <w:p/>
     <w:p>
@@ -2285,7 +2419,7 @@
       <w:pPr>
         <w:pStyle w:val="11"/>
       </w:pPr>
-      <w:bookmarkStart w:id="4" w:name="_Toc233210771"/>
+      <w:bookmarkStart w:id="5" w:name="_Toc233306336"/>
       <w:proofErr w:type="spellStart"/>
       <w:r>
         <w:rPr>
@@ -2303,6 +2437,7 @@
         </w:rPr>
         <w:t>Hub</w:t>
       </w:r>
+      <w:bookmarkEnd w:id="5"/>
     </w:p>
     <w:p>
       <w:r>
@@ -2365,12 +2500,11 @@
       <w:pPr>
         <w:pStyle w:val="11"/>
       </w:pPr>
+      <w:bookmarkStart w:id="6" w:name="_Toc233306337"/>
       <w:r>
         <w:t>Код программы</w:t>
       </w:r>
-      <w:bookmarkStart w:id="5" w:name="_GoBack"/>
-      <w:bookmarkEnd w:id="4"/>
-      <w:bookmarkEnd w:id="5"/>
+      <w:bookmarkEnd w:id="6"/>
     </w:p>
     <w:p/>
     <w:p>
@@ -7731,7 +7865,7 @@
           <w:rPr>
             <w:noProof/>
           </w:rPr>
-          <w:t>10</w:t>
+          <w:t>16</w:t>
         </w:r>
         <w:r>
           <w:fldChar w:fldCharType="end"/>
@@ -11104,7 +11238,7 @@
 </file>
 
 <file path=customXml/itemProps1.xml><?xml version="1.0" encoding="utf-8"?>
-<ds:datastoreItem xmlns:ds="http://schemas.openxmlformats.org/officeDocument/2006/customXml" ds:itemID="{25751F7E-A3D2-4D30-A47F-1114DF1CDA74}">
+<ds:datastoreItem xmlns:ds="http://schemas.openxmlformats.org/officeDocument/2006/customXml" ds:itemID="{5848E3D3-2F5D-40AA-9311-92B390FB197C}">
   <ds:schemaRefs>
     <ds:schemaRef ds:uri="http://schemas.openxmlformats.org/officeDocument/2006/bibliography"/>
   </ds:schemaRefs>
